--- a/FASE 2/Evidencias Proyecto/Documentacion/Retrospectivas/Plantilla Sprint Retrospective.docx
+++ b/FASE 2/Evidencias Proyecto/Documentacion/Retrospectivas/Plantilla Sprint Retrospective.docx
@@ -13,11 +13,12 @@
         <w:rPr>
           <w:rFonts w:ascii="Calibri" w:hAnsi="Calibri" w:cs="Calibri"/>
         </w:rPr>
-        <w:t xml:space="preserve">Plantilla de Sprint Retrospective – ErgoSense</w:t>
+        <w:t>Plantilla de Sprint Retrospective – ErgoSense</w:t>
       </w:r>
     </w:p>
     <w:p>
       <w:pPr>
+        <w:spacing w:line="278" w:lineRule="auto"/>
         <w:jc w:val="both"/>
         <w:rPr>
           <w:rFonts w:ascii="Calibri" w:hAnsi="Calibri" w:cs="Calibri"/>
@@ -26,6 +27,7 @@
     </w:p>
     <w:p>
       <w:pPr>
+        <w:spacing w:line="278" w:lineRule="auto"/>
         <w:jc w:val="both"/>
         <w:rPr>
           <w:rFonts w:ascii="Calibri" w:hAnsi="Calibri" w:cs="Calibri"/>
@@ -34,6 +36,7 @@
     </w:p>
     <w:p>
       <w:pPr>
+        <w:spacing w:line="278" w:lineRule="auto"/>
         <w:jc w:val="both"/>
         <w:rPr>
           <w:rFonts w:ascii="Calibri" w:hAnsi="Calibri" w:cs="Calibri"/>
@@ -42,6 +45,7 @@
     </w:p>
     <w:p>
       <w:pPr>
+        <w:spacing w:line="278" w:lineRule="auto"/>
         <w:jc w:val="both"/>
         <w:rPr>
           <w:rFonts w:ascii="Calibri" w:hAnsi="Calibri" w:cs="Calibri"/>
@@ -50,6 +54,7 @@
     </w:p>
     <w:p>
       <w:pPr>
+        <w:spacing w:line="278" w:lineRule="auto"/>
         <w:jc w:val="both"/>
         <w:rPr>
           <w:rFonts w:ascii="Calibri" w:hAnsi="Calibri" w:cs="Calibri"/>
@@ -58,6 +63,7 @@
     </w:p>
     <w:p>
       <w:pPr>
+        <w:spacing w:line="278" w:lineRule="auto"/>
         <w:jc w:val="both"/>
         <w:rPr>
           <w:rFonts w:ascii="Calibri" w:hAnsi="Calibri" w:cs="Calibri"/>
@@ -66,6 +72,7 @@
     </w:p>
     <w:p>
       <w:pPr>
+        <w:spacing w:line="278" w:lineRule="auto"/>
         <w:jc w:val="both"/>
         <w:rPr>
           <w:rFonts w:ascii="Calibri" w:hAnsi="Calibri" w:cs="Calibri"/>
@@ -74,6 +81,7 @@
     </w:p>
     <w:p>
       <w:pPr>
+        <w:spacing w:line="278" w:lineRule="auto"/>
         <w:jc w:val="both"/>
         <w:rPr>
           <w:rFonts w:ascii="Calibri" w:hAnsi="Calibri" w:cs="Calibri"/>
@@ -82,6 +90,7 @@
     </w:p>
     <w:p>
       <w:pPr>
+        <w:spacing w:line="278" w:lineRule="auto"/>
         <w:jc w:val="both"/>
         <w:rPr>
           <w:rFonts w:ascii="Calibri" w:hAnsi="Calibri" w:cs="Calibri"/>
@@ -90,6 +99,7 @@
     </w:p>
     <w:p>
       <w:pPr>
+        <w:spacing w:line="278" w:lineRule="auto"/>
         <w:jc w:val="both"/>
         <w:rPr>
           <w:rFonts w:ascii="Calibri" w:hAnsi="Calibri" w:cs="Calibri"/>
@@ -98,6 +108,7 @@
     </w:p>
     <w:p>
       <w:pPr>
+        <w:spacing w:line="278" w:lineRule="auto"/>
         <w:jc w:val="both"/>
         <w:rPr>
           <w:rFonts w:ascii="Calibri" w:hAnsi="Calibri" w:cs="Calibri"/>
@@ -106,6 +117,7 @@
     </w:p>
     <w:p>
       <w:pPr>
+        <w:spacing w:line="278" w:lineRule="auto"/>
         <w:jc w:val="both"/>
         <w:rPr>
           <w:rFonts w:ascii="Calibri" w:hAnsi="Calibri" w:cs="Calibri"/>
@@ -114,6 +126,7 @@
     </w:p>
     <w:p>
       <w:pPr>
+        <w:spacing w:line="278" w:lineRule="auto"/>
         <w:jc w:val="both"/>
         <w:rPr>
           <w:rFonts w:ascii="Calibri" w:hAnsi="Calibri" w:cs="Calibri"/>
@@ -122,6 +135,7 @@
     </w:p>
     <w:p>
       <w:pPr>
+        <w:spacing w:line="278" w:lineRule="auto"/>
         <w:jc w:val="both"/>
         <w:rPr>
           <w:rFonts w:ascii="Calibri" w:hAnsi="Calibri" w:cs="Calibri"/>
@@ -130,6 +144,7 @@
     </w:p>
     <w:p>
       <w:pPr>
+        <w:spacing w:line="278" w:lineRule="auto"/>
         <w:jc w:val="both"/>
         <w:rPr>
           <w:rFonts w:ascii="Calibri" w:hAnsi="Calibri" w:cs="Calibri"/>
@@ -138,6 +153,7 @@
     </w:p>
     <w:p>
       <w:pPr>
+        <w:spacing w:line="278" w:lineRule="auto"/>
         <w:jc w:val="both"/>
         <w:rPr>
           <w:rFonts w:ascii="Calibri" w:hAnsi="Calibri" w:cs="Calibri"/>
@@ -146,6 +162,7 @@
     </w:p>
     <w:p>
       <w:pPr>
+        <w:spacing w:line="278" w:lineRule="auto"/>
         <w:jc w:val="both"/>
         <w:rPr>
           <w:rFonts w:ascii="Calibri" w:hAnsi="Calibri" w:cs="Calibri"/>
@@ -154,6 +171,7 @@
     </w:p>
     <w:p>
       <w:pPr>
+        <w:spacing w:line="278" w:lineRule="auto"/>
         <w:jc w:val="both"/>
         <w:rPr>
           <w:rFonts w:ascii="Calibri" w:hAnsi="Calibri" w:cs="Calibri"/>
@@ -162,6 +180,7 @@
     </w:p>
     <w:p>
       <w:pPr>
+        <w:spacing w:line="278" w:lineRule="auto"/>
         <w:jc w:val="both"/>
         <w:rPr>
           <w:rFonts w:ascii="Calibri" w:hAnsi="Calibri" w:cs="Calibri"/>
@@ -170,6 +189,7 @@
     </w:p>
     <w:p>
       <w:pPr>
+        <w:spacing w:line="278" w:lineRule="auto"/>
         <w:jc w:val="both"/>
         <w:rPr>
           <w:rFonts w:ascii="Calibri" w:hAnsi="Calibri" w:cs="Calibri"/>
@@ -180,17 +200,48 @@
           <w:rFonts w:ascii="Calibri" w:hAnsi="Calibri" w:cs="Calibri"/>
         </w:rPr>
         <w:t>Integrantes: Alejandro Silva</w:t>
+      </w:r>
+      <w:r>
+        <w:rPr>
+          <w:rFonts w:ascii="Calibri" w:hAnsi="Calibri" w:cs="Calibri"/>
+        </w:rPr>
         <w:tab/>
+      </w:r>
+      <w:r>
+        <w:rPr>
+          <w:rFonts w:ascii="Calibri" w:hAnsi="Calibri" w:cs="Calibri"/>
+        </w:rPr>
         <w:tab/>
+      </w:r>
+      <w:r>
+        <w:rPr>
+          <w:rFonts w:ascii="Calibri" w:hAnsi="Calibri" w:cs="Calibri"/>
+        </w:rPr>
         <w:tab/>
+      </w:r>
+      <w:r>
+        <w:rPr>
+          <w:rFonts w:ascii="Calibri" w:hAnsi="Calibri" w:cs="Calibri"/>
+        </w:rPr>
         <w:tab/>
+      </w:r>
+      <w:r>
+        <w:rPr>
+          <w:rFonts w:ascii="Calibri" w:hAnsi="Calibri" w:cs="Calibri"/>
+        </w:rPr>
         <w:tab/>
+      </w:r>
+      <w:r>
+        <w:rPr>
+          <w:rFonts w:ascii="Calibri" w:hAnsi="Calibri" w:cs="Calibri"/>
+        </w:rPr>
         <w:tab/>
-        <w:t xml:space="preserve">Docente: Maria Cobo</w:t>
+        <w:t>Docente: Maria Cobo</w:t>
       </w:r>
     </w:p>
     <w:p>
       <w:pPr>
+        <w:spacing w:line="278" w:lineRule="auto"/>
         <w:jc w:val="both"/>
         <w:rPr>
           <w:rFonts w:ascii="Calibri" w:hAnsi="Calibri" w:cs="Calibri"/>
@@ -206,6 +257,7 @@
     </w:p>
     <w:p>
       <w:pPr>
+        <w:spacing w:line="278" w:lineRule="auto"/>
         <w:jc w:val="both"/>
         <w:rPr>
           <w:rFonts w:ascii="Calibri" w:hAnsi="Calibri" w:cs="Calibri"/>
@@ -214,6 +266,7 @@
     </w:p>
     <w:p>
       <w:pPr>
+        <w:spacing w:line="278" w:lineRule="auto"/>
         <w:jc w:val="both"/>
         <w:rPr>
           <w:rFonts w:ascii="Calibri" w:hAnsi="Calibri" w:cs="Calibri"/>
@@ -246,9 +299,10 @@
         <w:p>
           <w:pPr>
             <w:pStyle w:val="TtuloTDC"/>
+            <w:pageBreakBefore/>
           </w:pPr>
           <w:r>
-            <w:t>Contents</w:t>
+            <w:t>Índice</w:t>
           </w:r>
         </w:p>
         <w:p>
@@ -265,7 +319,11 @@
           </w:pPr>
           <w:r>
             <w:fldChar w:fldCharType="begin"/>
+          </w:r>
+          <w:r>
             <w:instrText xml:space="preserve"> TOC \o "1-3" \h \z \u </w:instrText>
+          </w:r>
+          <w:r>
             <w:fldChar w:fldCharType="separate"/>
           </w:r>
           <w:hyperlink w:anchor="_Toc9209101" w:history="1">
@@ -283,10 +341,46 @@
                 <w:webHidden/>
               </w:rPr>
               <w:tab/>
+            </w:r>
+            <w:r>
+              <w:rPr>
+                <w:noProof/>
+                <w:webHidden/>
+              </w:rPr>
               <w:fldChar w:fldCharType="begin"/>
+            </w:r>
+            <w:r>
+              <w:rPr>
+                <w:noProof/>
+                <w:webHidden/>
+              </w:rPr>
               <w:instrText xml:space="preserve"> PAGEREF _Toc9209101 \h </w:instrText>
+            </w:r>
+            <w:r>
+              <w:rPr>
+                <w:noProof/>
+                <w:webHidden/>
+              </w:rPr>
+            </w:r>
+            <w:r>
+              <w:rPr>
+                <w:noProof/>
+                <w:webHidden/>
+              </w:rPr>
               <w:fldChar w:fldCharType="separate"/>
+            </w:r>
+            <w:r>
+              <w:rPr>
+                <w:noProof/>
+                <w:webHidden/>
+              </w:rPr>
               <w:t>3</w:t>
+            </w:r>
+            <w:r>
+              <w:rPr>
+                <w:noProof/>
+                <w:webHidden/>
+              </w:rPr>
               <w:fldChar w:fldCharType="end"/>
             </w:r>
           </w:hyperlink>
@@ -318,10 +412,46 @@
                 <w:webHidden/>
               </w:rPr>
               <w:tab/>
+            </w:r>
+            <w:r>
+              <w:rPr>
+                <w:noProof/>
+                <w:webHidden/>
+              </w:rPr>
               <w:fldChar w:fldCharType="begin"/>
+            </w:r>
+            <w:r>
+              <w:rPr>
+                <w:noProof/>
+                <w:webHidden/>
+              </w:rPr>
               <w:instrText xml:space="preserve"> PAGEREF _Toc9209102 \h </w:instrText>
+            </w:r>
+            <w:r>
+              <w:rPr>
+                <w:noProof/>
+                <w:webHidden/>
+              </w:rPr>
+            </w:r>
+            <w:r>
+              <w:rPr>
+                <w:noProof/>
+                <w:webHidden/>
+              </w:rPr>
               <w:fldChar w:fldCharType="separate"/>
+            </w:r>
+            <w:r>
+              <w:rPr>
+                <w:noProof/>
+                <w:webHidden/>
+              </w:rPr>
               <w:t>3</w:t>
+            </w:r>
+            <w:r>
+              <w:rPr>
+                <w:noProof/>
+                <w:webHidden/>
+              </w:rPr>
               <w:fldChar w:fldCharType="end"/>
             </w:r>
           </w:hyperlink>
@@ -353,10 +483,46 @@
                 <w:webHidden/>
               </w:rPr>
               <w:tab/>
+            </w:r>
+            <w:r>
+              <w:rPr>
+                <w:noProof/>
+                <w:webHidden/>
+              </w:rPr>
               <w:fldChar w:fldCharType="begin"/>
+            </w:r>
+            <w:r>
+              <w:rPr>
+                <w:noProof/>
+                <w:webHidden/>
+              </w:rPr>
               <w:instrText xml:space="preserve"> PAGEREF _Toc9209103 \h </w:instrText>
+            </w:r>
+            <w:r>
+              <w:rPr>
+                <w:noProof/>
+                <w:webHidden/>
+              </w:rPr>
+            </w:r>
+            <w:r>
+              <w:rPr>
+                <w:noProof/>
+                <w:webHidden/>
+              </w:rPr>
               <w:fldChar w:fldCharType="separate"/>
+            </w:r>
+            <w:r>
+              <w:rPr>
+                <w:noProof/>
+                <w:webHidden/>
+              </w:rPr>
               <w:t>3</w:t>
+            </w:r>
+            <w:r>
+              <w:rPr>
+                <w:noProof/>
+                <w:webHidden/>
+              </w:rPr>
               <w:fldChar w:fldCharType="end"/>
             </w:r>
           </w:hyperlink>
@@ -388,10 +554,46 @@
                 <w:webHidden/>
               </w:rPr>
               <w:tab/>
+            </w:r>
+            <w:r>
+              <w:rPr>
+                <w:noProof/>
+                <w:webHidden/>
+              </w:rPr>
               <w:fldChar w:fldCharType="begin"/>
+            </w:r>
+            <w:r>
+              <w:rPr>
+                <w:noProof/>
+                <w:webHidden/>
+              </w:rPr>
               <w:instrText xml:space="preserve"> PAGEREF _Toc9209104 \h </w:instrText>
+            </w:r>
+            <w:r>
+              <w:rPr>
+                <w:noProof/>
+                <w:webHidden/>
+              </w:rPr>
+            </w:r>
+            <w:r>
+              <w:rPr>
+                <w:noProof/>
+                <w:webHidden/>
+              </w:rPr>
               <w:fldChar w:fldCharType="separate"/>
+            </w:r>
+            <w:r>
+              <w:rPr>
+                <w:noProof/>
+                <w:webHidden/>
+              </w:rPr>
               <w:t>4</w:t>
+            </w:r>
+            <w:r>
+              <w:rPr>
+                <w:noProof/>
+                <w:webHidden/>
+              </w:rPr>
               <w:fldChar w:fldCharType="end"/>
             </w:r>
           </w:hyperlink>
@@ -423,10 +625,46 @@
                 <w:webHidden/>
               </w:rPr>
               <w:tab/>
+            </w:r>
+            <w:r>
+              <w:rPr>
+                <w:noProof/>
+                <w:webHidden/>
+              </w:rPr>
               <w:fldChar w:fldCharType="begin"/>
+            </w:r>
+            <w:r>
+              <w:rPr>
+                <w:noProof/>
+                <w:webHidden/>
+              </w:rPr>
               <w:instrText xml:space="preserve"> PAGEREF _Toc9209105 \h </w:instrText>
+            </w:r>
+            <w:r>
+              <w:rPr>
+                <w:noProof/>
+                <w:webHidden/>
+              </w:rPr>
+            </w:r>
+            <w:r>
+              <w:rPr>
+                <w:noProof/>
+                <w:webHidden/>
+              </w:rPr>
               <w:fldChar w:fldCharType="separate"/>
+            </w:r>
+            <w:r>
+              <w:rPr>
+                <w:noProof/>
+                <w:webHidden/>
+              </w:rPr>
               <w:t>4</w:t>
+            </w:r>
+            <w:r>
+              <w:rPr>
+                <w:noProof/>
+                <w:webHidden/>
+              </w:rPr>
               <w:fldChar w:fldCharType="end"/>
             </w:r>
           </w:hyperlink>
@@ -458,10 +696,46 @@
                 <w:webHidden/>
               </w:rPr>
               <w:tab/>
+            </w:r>
+            <w:r>
+              <w:rPr>
+                <w:noProof/>
+                <w:webHidden/>
+              </w:rPr>
               <w:fldChar w:fldCharType="begin"/>
+            </w:r>
+            <w:r>
+              <w:rPr>
+                <w:noProof/>
+                <w:webHidden/>
+              </w:rPr>
               <w:instrText xml:space="preserve"> PAGEREF _Toc9209106 \h </w:instrText>
+            </w:r>
+            <w:r>
+              <w:rPr>
+                <w:noProof/>
+                <w:webHidden/>
+              </w:rPr>
+            </w:r>
+            <w:r>
+              <w:rPr>
+                <w:noProof/>
+                <w:webHidden/>
+              </w:rPr>
               <w:fldChar w:fldCharType="separate"/>
+            </w:r>
+            <w:r>
+              <w:rPr>
+                <w:noProof/>
+                <w:webHidden/>
+              </w:rPr>
               <w:t>4</w:t>
+            </w:r>
+            <w:r>
+              <w:rPr>
+                <w:noProof/>
+                <w:webHidden/>
+              </w:rPr>
               <w:fldChar w:fldCharType="end"/>
             </w:r>
           </w:hyperlink>
@@ -493,10 +767,46 @@
                 <w:webHidden/>
               </w:rPr>
               <w:tab/>
+            </w:r>
+            <w:r>
+              <w:rPr>
+                <w:noProof/>
+                <w:webHidden/>
+              </w:rPr>
               <w:fldChar w:fldCharType="begin"/>
+            </w:r>
+            <w:r>
+              <w:rPr>
+                <w:noProof/>
+                <w:webHidden/>
+              </w:rPr>
               <w:instrText xml:space="preserve"> PAGEREF _Toc9209107 \h </w:instrText>
+            </w:r>
+            <w:r>
+              <w:rPr>
+                <w:noProof/>
+                <w:webHidden/>
+              </w:rPr>
+            </w:r>
+            <w:r>
+              <w:rPr>
+                <w:noProof/>
+                <w:webHidden/>
+              </w:rPr>
               <w:fldChar w:fldCharType="separate"/>
-              <w:t>5</w:t>
+            </w:r>
+            <w:r>
+              <w:rPr>
+                <w:noProof/>
+                <w:webHidden/>
+              </w:rPr>
+              <w:t>4</w:t>
+            </w:r>
+            <w:r>
+              <w:rPr>
+                <w:noProof/>
+                <w:webHidden/>
+              </w:rPr>
               <w:fldChar w:fldCharType="end"/>
             </w:r>
           </w:hyperlink>
@@ -528,10 +838,46 @@
                 <w:webHidden/>
               </w:rPr>
               <w:tab/>
+            </w:r>
+            <w:r>
+              <w:rPr>
+                <w:noProof/>
+                <w:webHidden/>
+              </w:rPr>
               <w:fldChar w:fldCharType="begin"/>
+            </w:r>
+            <w:r>
+              <w:rPr>
+                <w:noProof/>
+                <w:webHidden/>
+              </w:rPr>
               <w:instrText xml:space="preserve"> PAGEREF _Toc9209108 \h </w:instrText>
+            </w:r>
+            <w:r>
+              <w:rPr>
+                <w:noProof/>
+                <w:webHidden/>
+              </w:rPr>
+            </w:r>
+            <w:r>
+              <w:rPr>
+                <w:noProof/>
+                <w:webHidden/>
+              </w:rPr>
               <w:fldChar w:fldCharType="separate"/>
+            </w:r>
+            <w:r>
+              <w:rPr>
+                <w:noProof/>
+                <w:webHidden/>
+              </w:rPr>
               <w:t>5</w:t>
+            </w:r>
+            <w:r>
+              <w:rPr>
+                <w:noProof/>
+                <w:webHidden/>
+              </w:rPr>
               <w:fldChar w:fldCharType="end"/>
             </w:r>
           </w:hyperlink>
@@ -563,10 +909,46 @@
                 <w:webHidden/>
               </w:rPr>
               <w:tab/>
+            </w:r>
+            <w:r>
+              <w:rPr>
+                <w:noProof/>
+                <w:webHidden/>
+              </w:rPr>
               <w:fldChar w:fldCharType="begin"/>
+            </w:r>
+            <w:r>
+              <w:rPr>
+                <w:noProof/>
+                <w:webHidden/>
+              </w:rPr>
               <w:instrText xml:space="preserve"> PAGEREF _Toc9209109 \h </w:instrText>
+            </w:r>
+            <w:r>
+              <w:rPr>
+                <w:noProof/>
+                <w:webHidden/>
+              </w:rPr>
+            </w:r>
+            <w:r>
+              <w:rPr>
+                <w:noProof/>
+                <w:webHidden/>
+              </w:rPr>
               <w:fldChar w:fldCharType="separate"/>
+            </w:r>
+            <w:r>
+              <w:rPr>
+                <w:noProof/>
+                <w:webHidden/>
+              </w:rPr>
               <w:t>5</w:t>
+            </w:r>
+            <w:r>
+              <w:rPr>
+                <w:noProof/>
+                <w:webHidden/>
+              </w:rPr>
               <w:fldChar w:fldCharType="end"/>
             </w:r>
           </w:hyperlink>
@@ -598,10 +980,46 @@
                 <w:webHidden/>
               </w:rPr>
               <w:tab/>
+            </w:r>
+            <w:r>
+              <w:rPr>
+                <w:noProof/>
+                <w:webHidden/>
+              </w:rPr>
               <w:fldChar w:fldCharType="begin"/>
+            </w:r>
+            <w:r>
+              <w:rPr>
+                <w:noProof/>
+                <w:webHidden/>
+              </w:rPr>
               <w:instrText xml:space="preserve"> PAGEREF _Toc9209110 \h </w:instrText>
+            </w:r>
+            <w:r>
+              <w:rPr>
+                <w:noProof/>
+                <w:webHidden/>
+              </w:rPr>
+            </w:r>
+            <w:r>
+              <w:rPr>
+                <w:noProof/>
+                <w:webHidden/>
+              </w:rPr>
               <w:fldChar w:fldCharType="separate"/>
-              <w:t>6</w:t>
+            </w:r>
+            <w:r>
+              <w:rPr>
+                <w:noProof/>
+                <w:webHidden/>
+              </w:rPr>
+              <w:t>5</w:t>
+            </w:r>
+            <w:r>
+              <w:rPr>
+                <w:noProof/>
+                <w:webHidden/>
+              </w:rPr>
               <w:fldChar w:fldCharType="end"/>
             </w:r>
           </w:hyperlink>
@@ -629,31 +1047,32 @@
           <w:rFonts w:ascii="Calibri" w:hAnsi="Calibri" w:cs="Calibri"/>
         </w:rPr>
       </w:pPr>
-      <w:bookmarkStart w:id="9101" w:name="_Toc9209101"/>
+      <w:bookmarkStart w:id="0" w:name="_Toc9209101"/>
       <w:r>
         <w:rPr>
           <w:rFonts w:ascii="Calibri" w:hAnsi="Calibri" w:cs="Calibri"/>
         </w:rPr>
-        <w:t xml:space="preserve">1. Instrucciones de uso</w:t>
+        <w:lastRenderedPageBreak/>
+        <w:t>1. Instrucciones de uso</w:t>
       </w:r>
-      <w:bookmarkEnd w:id="9101"/>
+      <w:bookmarkEnd w:id="0"/>
     </w:p>
     <w:p>
       <w:pPr>
         <w:jc w:val="both"/>
         <w:rPr>
           <w:rFonts w:ascii="Calibri" w:hAnsi="Calibri" w:cs="Calibri"/>
-          <w:sz w:val="20"/>
-          <w:szCs w:val="20"/>
+          <w:sz w:val="22"/>
+          <w:szCs w:val="22"/>
         </w:rPr>
       </w:pPr>
       <w:r>
         <w:rPr>
           <w:rFonts w:ascii="Calibri" w:hAnsi="Calibri" w:cs="Calibri"/>
-          <w:sz w:val="20"/>
-          <w:szCs w:val="20"/>
-        </w:rPr>
-        <w:t xml:space="preserve">Esta plantilla se utiliza para registrar la Sprint Retrospective de cada Sprint de ErgoSense. La retrospectiva se realiza al finalizar cada Sprint, después de la Sprint Review, y su objetivo es analizar cómo trabajó el equipo para mejorar el Sprint siguiente.</w:t>
+          <w:sz w:val="22"/>
+          <w:szCs w:val="22"/>
+        </w:rPr>
+        <w:t>Esta plantilla se utiliza para registrar la Sprint Retrospective de cada Sprint de ErgoSense. La retrospectiva se realiza al finalizar cada Sprint, después de la Sprint Review, y su objetivo es analizar cómo trabajó el equipo para mejorar el Sprint siguiente.</w:t>
       </w:r>
     </w:p>
     <w:p>
@@ -665,17 +1084,17 @@
         <w:jc w:val="both"/>
         <w:rPr>
           <w:rFonts w:ascii="Calibri" w:hAnsi="Calibri" w:cs="Calibri"/>
-          <w:sz w:val="20"/>
-          <w:szCs w:val="20"/>
+          <w:sz w:val="22"/>
+          <w:szCs w:val="22"/>
         </w:rPr>
       </w:pPr>
       <w:r>
         <w:rPr>
           <w:rFonts w:ascii="Calibri" w:hAnsi="Calibri" w:cs="Calibri"/>
-          <w:sz w:val="20"/>
-          <w:szCs w:val="20"/>
-        </w:rPr>
-        <w:t xml:space="preserve">Copiar este documento al finalizar cada Sprint y guardarlo como «Sprint Retrospective 0X – ErgoSense» en la carpeta Retrospectivas.</w:t>
+          <w:sz w:val="22"/>
+          <w:szCs w:val="22"/>
+        </w:rPr>
+        <w:t>Copiar este documento al finalizar cada Sprint y guardarlo como «Sprint Retrospective 0X – ErgoSense» en la carpeta Retrospectivas.</w:t>
       </w:r>
     </w:p>
     <w:p>
@@ -687,17 +1106,17 @@
         <w:jc w:val="both"/>
         <w:rPr>
           <w:rFonts w:ascii="Calibri" w:hAnsi="Calibri" w:cs="Calibri"/>
-          <w:sz w:val="20"/>
-          <w:szCs w:val="20"/>
+          <w:sz w:val="22"/>
+          <w:szCs w:val="22"/>
         </w:rPr>
       </w:pPr>
       <w:r>
         <w:rPr>
           <w:rFonts w:ascii="Calibri" w:hAnsi="Calibri" w:cs="Calibri"/>
-          <w:sz w:val="20"/>
-          <w:szCs w:val="20"/>
-        </w:rPr>
-        <w:t xml:space="preserve">Reemplazar los textos entre corchetes con la información real del Sprint.</w:t>
+          <w:sz w:val="22"/>
+          <w:szCs w:val="22"/>
+        </w:rPr>
+        <w:t>Reemplazar los textos entre corchetes con la información real del Sprint.</w:t>
       </w:r>
     </w:p>
     <w:p>
@@ -709,17 +1128,17 @@
         <w:jc w:val="both"/>
         <w:rPr>
           <w:rFonts w:ascii="Calibri" w:hAnsi="Calibri" w:cs="Calibri"/>
-          <w:sz w:val="20"/>
-          <w:szCs w:val="20"/>
+          <w:sz w:val="22"/>
+          <w:szCs w:val="22"/>
         </w:rPr>
       </w:pPr>
       <w:r>
         <w:rPr>
           <w:rFonts w:ascii="Calibri" w:hAnsi="Calibri" w:cs="Calibri"/>
-          <w:sz w:val="20"/>
-          <w:szCs w:val="20"/>
-        </w:rPr>
-        <w:t xml:space="preserve">Revisar las acciones de mejora de la retrospectiva anterior antes de definir las nuevas.</w:t>
+          <w:sz w:val="22"/>
+          <w:szCs w:val="22"/>
+        </w:rPr>
+        <w:t>Revisar las acciones de mejora de la retrospectiva anterior antes de definir las nuevas.</w:t>
       </w:r>
     </w:p>
     <w:p>
@@ -731,17 +1150,17 @@
         <w:jc w:val="both"/>
         <w:rPr>
           <w:rFonts w:ascii="Calibri" w:hAnsi="Calibri" w:cs="Calibri"/>
-          <w:sz w:val="20"/>
-          <w:szCs w:val="20"/>
+          <w:sz w:val="22"/>
+          <w:szCs w:val="22"/>
         </w:rPr>
       </w:pPr>
       <w:r>
         <w:rPr>
           <w:rFonts w:ascii="Calibri" w:hAnsi="Calibri" w:cs="Calibri"/>
-          <w:sz w:val="20"/>
-          <w:szCs w:val="20"/>
-        </w:rPr>
-        <w:t xml:space="preserve">Registrar acciones concretas, cada una con un responsable y un plazo.</w:t>
+          <w:sz w:val="22"/>
+          <w:szCs w:val="22"/>
+        </w:rPr>
+        <w:t>Registrar acciones concretas, cada una con un responsable y un plazo.</w:t>
       </w:r>
     </w:p>
     <w:p>
@@ -749,8 +1168,8 @@
         <w:jc w:val="both"/>
         <w:rPr>
           <w:rFonts w:ascii="Calibri" w:hAnsi="Calibri" w:cs="Calibri"/>
-          <w:sz w:val="20"/>
-          <w:szCs w:val="20"/>
+          <w:sz w:val="22"/>
+          <w:szCs w:val="22"/>
         </w:rPr>
       </w:pPr>
     </w:p>
@@ -762,14 +1181,14 @@
           <w:rFonts w:ascii="Calibri" w:hAnsi="Calibri" w:cs="Calibri"/>
         </w:rPr>
       </w:pPr>
-      <w:bookmarkStart w:id="9102" w:name="_Toc9209102"/>
+      <w:bookmarkStart w:id="1" w:name="_Toc9209102"/>
       <w:r>
         <w:rPr>
           <w:rFonts w:ascii="Calibri" w:hAnsi="Calibri" w:cs="Calibri"/>
         </w:rPr>
-        <w:t xml:space="preserve">2. Identificación del Sprint</w:t>
+        <w:t>2. Identificación del Sprint</w:t>
       </w:r>
-      <w:bookmarkEnd w:id="9102"/>
+      <w:bookmarkEnd w:id="1"/>
     </w:p>
     <w:tbl>
       <w:tblPr>
@@ -805,8 +1224,8 @@
               <w:spacing w:after="40"/>
               <w:rPr>
                 <w:rFonts w:ascii="Calibri" w:hAnsi="Calibri" w:cs="Calibri"/>
-                <w:sz w:val="20"/>
-                <w:szCs w:val="20"/>
+                <w:sz w:val="22"/>
+                <w:szCs w:val="22"/>
               </w:rPr>
             </w:pPr>
             <w:r>
@@ -814,10 +1233,10 @@
                 <w:rFonts w:ascii="Calibri" w:hAnsi="Calibri" w:cs="Calibri"/>
                 <w:b/>
                 <w:bCs/>
-                <w:sz w:val="20"/>
-                <w:szCs w:val="20"/>
-              </w:rPr>
-              <w:t xml:space="preserve">Campo</w:t>
+                <w:sz w:val="22"/>
+                <w:szCs w:val="22"/>
+              </w:rPr>
+              <w:t>Campo</w:t>
             </w:r>
           </w:p>
         </w:tc>
@@ -832,8 +1251,8 @@
               <w:spacing w:after="40"/>
               <w:rPr>
                 <w:rFonts w:ascii="Calibri" w:hAnsi="Calibri" w:cs="Calibri"/>
-                <w:sz w:val="20"/>
-                <w:szCs w:val="20"/>
+                <w:sz w:val="22"/>
+                <w:szCs w:val="22"/>
               </w:rPr>
             </w:pPr>
             <w:r>
@@ -841,10 +1260,10 @@
                 <w:rFonts w:ascii="Calibri" w:hAnsi="Calibri" w:cs="Calibri"/>
                 <w:b/>
                 <w:bCs/>
-                <w:sz w:val="20"/>
-                <w:szCs w:val="20"/>
-              </w:rPr>
-              <w:t xml:space="preserve">Información</w:t>
+                <w:sz w:val="22"/>
+                <w:szCs w:val="22"/>
+              </w:rPr>
+              <w:t>Información</w:t>
             </w:r>
           </w:p>
         </w:tc>
@@ -863,17 +1282,17 @@
               <w:spacing w:after="40"/>
               <w:rPr>
                 <w:rFonts w:ascii="Calibri" w:hAnsi="Calibri" w:cs="Calibri"/>
-                <w:sz w:val="20"/>
-                <w:szCs w:val="20"/>
-              </w:rPr>
-            </w:pPr>
-            <w:r>
-              <w:rPr>
-                <w:rFonts w:ascii="Calibri" w:hAnsi="Calibri" w:cs="Calibri"/>
-                <w:sz w:val="20"/>
-                <w:szCs w:val="20"/>
-              </w:rPr>
-              <w:t xml:space="preserve">Proyecto</w:t>
+                <w:sz w:val="22"/>
+                <w:szCs w:val="22"/>
+              </w:rPr>
+            </w:pPr>
+            <w:r>
+              <w:rPr>
+                <w:rFonts w:ascii="Calibri" w:hAnsi="Calibri" w:cs="Calibri"/>
+                <w:sz w:val="22"/>
+                <w:szCs w:val="22"/>
+              </w:rPr>
+              <w:t>Proyecto</w:t>
             </w:r>
           </w:p>
         </w:tc>
@@ -887,17 +1306,17 @@
               <w:spacing w:after="40"/>
               <w:rPr>
                 <w:rFonts w:ascii="Calibri" w:hAnsi="Calibri" w:cs="Calibri"/>
-                <w:sz w:val="20"/>
-                <w:szCs w:val="20"/>
-              </w:rPr>
-            </w:pPr>
-            <w:r>
-              <w:rPr>
-                <w:rFonts w:ascii="Calibri" w:hAnsi="Calibri" w:cs="Calibri"/>
-                <w:sz w:val="20"/>
-                <w:szCs w:val="20"/>
-              </w:rPr>
-              <w:t xml:space="preserve">ErgoSense</w:t>
+                <w:sz w:val="22"/>
+                <w:szCs w:val="22"/>
+              </w:rPr>
+            </w:pPr>
+            <w:r>
+              <w:rPr>
+                <w:rFonts w:ascii="Calibri" w:hAnsi="Calibri" w:cs="Calibri"/>
+                <w:sz w:val="22"/>
+                <w:szCs w:val="22"/>
+              </w:rPr>
+              <w:t>ErgoSense</w:t>
             </w:r>
           </w:p>
         </w:tc>
@@ -916,17 +1335,17 @@
               <w:spacing w:after="40"/>
               <w:rPr>
                 <w:rFonts w:ascii="Calibri" w:hAnsi="Calibri" w:cs="Calibri"/>
-                <w:sz w:val="20"/>
-                <w:szCs w:val="20"/>
-              </w:rPr>
-            </w:pPr>
-            <w:r>
-              <w:rPr>
-                <w:rFonts w:ascii="Calibri" w:hAnsi="Calibri" w:cs="Calibri"/>
-                <w:sz w:val="20"/>
-                <w:szCs w:val="20"/>
-              </w:rPr>
-              <w:t xml:space="preserve">Sprint</w:t>
+                <w:sz w:val="22"/>
+                <w:szCs w:val="22"/>
+              </w:rPr>
+            </w:pPr>
+            <w:r>
+              <w:rPr>
+                <w:rFonts w:ascii="Calibri" w:hAnsi="Calibri" w:cs="Calibri"/>
+                <w:sz w:val="22"/>
+                <w:szCs w:val="22"/>
+              </w:rPr>
+              <w:t>Sprint</w:t>
             </w:r>
           </w:p>
         </w:tc>
@@ -940,17 +1359,17 @@
               <w:spacing w:after="40"/>
               <w:rPr>
                 <w:rFonts w:ascii="Calibri" w:hAnsi="Calibri" w:cs="Calibri"/>
-                <w:sz w:val="20"/>
-                <w:szCs w:val="20"/>
-              </w:rPr>
-            </w:pPr>
-            <w:r>
-              <w:rPr>
-                <w:rFonts w:ascii="Calibri" w:hAnsi="Calibri" w:cs="Calibri"/>
-                <w:sz w:val="20"/>
-                <w:szCs w:val="20"/>
-              </w:rPr>
-              <w:t xml:space="preserve">[Número y nombre del Sprint]</w:t>
+                <w:sz w:val="22"/>
+                <w:szCs w:val="22"/>
+              </w:rPr>
+            </w:pPr>
+            <w:r>
+              <w:rPr>
+                <w:rFonts w:ascii="Calibri" w:hAnsi="Calibri" w:cs="Calibri"/>
+                <w:sz w:val="22"/>
+                <w:szCs w:val="22"/>
+              </w:rPr>
+              <w:t>[Número y nombre del Sprint]</w:t>
             </w:r>
           </w:p>
         </w:tc>
@@ -969,17 +1388,17 @@
               <w:spacing w:after="40"/>
               <w:rPr>
                 <w:rFonts w:ascii="Calibri" w:hAnsi="Calibri" w:cs="Calibri"/>
-                <w:sz w:val="20"/>
-                <w:szCs w:val="20"/>
-              </w:rPr>
-            </w:pPr>
-            <w:r>
-              <w:rPr>
-                <w:rFonts w:ascii="Calibri" w:hAnsi="Calibri" w:cs="Calibri"/>
-                <w:sz w:val="20"/>
-                <w:szCs w:val="20"/>
-              </w:rPr>
-              <w:t xml:space="preserve">Fechas del Sprint</w:t>
+                <w:sz w:val="22"/>
+                <w:szCs w:val="22"/>
+              </w:rPr>
+            </w:pPr>
+            <w:r>
+              <w:rPr>
+                <w:rFonts w:ascii="Calibri" w:hAnsi="Calibri" w:cs="Calibri"/>
+                <w:sz w:val="22"/>
+                <w:szCs w:val="22"/>
+              </w:rPr>
+              <w:t>Fechas del Sprint</w:t>
             </w:r>
           </w:p>
         </w:tc>
@@ -993,17 +1412,17 @@
               <w:spacing w:after="40"/>
               <w:rPr>
                 <w:rFonts w:ascii="Calibri" w:hAnsi="Calibri" w:cs="Calibri"/>
-                <w:sz w:val="20"/>
-                <w:szCs w:val="20"/>
-              </w:rPr>
-            </w:pPr>
-            <w:r>
-              <w:rPr>
-                <w:rFonts w:ascii="Calibri" w:hAnsi="Calibri" w:cs="Calibri"/>
-                <w:sz w:val="20"/>
-                <w:szCs w:val="20"/>
-              </w:rPr>
-              <w:t xml:space="preserve">[Fecha de inicio] – [Fecha de término]</w:t>
+                <w:sz w:val="22"/>
+                <w:szCs w:val="22"/>
+              </w:rPr>
+            </w:pPr>
+            <w:r>
+              <w:rPr>
+                <w:rFonts w:ascii="Calibri" w:hAnsi="Calibri" w:cs="Calibri"/>
+                <w:sz w:val="22"/>
+                <w:szCs w:val="22"/>
+              </w:rPr>
+              <w:t>[Fecha de inicio] – [Fecha de término]</w:t>
             </w:r>
           </w:p>
         </w:tc>
@@ -1022,17 +1441,17 @@
               <w:spacing w:after="40"/>
               <w:rPr>
                 <w:rFonts w:ascii="Calibri" w:hAnsi="Calibri" w:cs="Calibri"/>
-                <w:sz w:val="20"/>
-                <w:szCs w:val="20"/>
-              </w:rPr>
-            </w:pPr>
-            <w:r>
-              <w:rPr>
-                <w:rFonts w:ascii="Calibri" w:hAnsi="Calibri" w:cs="Calibri"/>
-                <w:sz w:val="20"/>
-                <w:szCs w:val="20"/>
-              </w:rPr>
-              <w:t xml:space="preserve">Fecha de la retrospectiva</w:t>
+                <w:sz w:val="22"/>
+                <w:szCs w:val="22"/>
+              </w:rPr>
+            </w:pPr>
+            <w:r>
+              <w:rPr>
+                <w:rFonts w:ascii="Calibri" w:hAnsi="Calibri" w:cs="Calibri"/>
+                <w:sz w:val="22"/>
+                <w:szCs w:val="22"/>
+              </w:rPr>
+              <w:t>Fecha de la retrospectiva</w:t>
             </w:r>
           </w:p>
         </w:tc>
@@ -1046,17 +1465,17 @@
               <w:spacing w:after="40"/>
               <w:rPr>
                 <w:rFonts w:ascii="Calibri" w:hAnsi="Calibri" w:cs="Calibri"/>
-                <w:sz w:val="20"/>
-                <w:szCs w:val="20"/>
-              </w:rPr>
-            </w:pPr>
-            <w:r>
-              <w:rPr>
-                <w:rFonts w:ascii="Calibri" w:hAnsi="Calibri" w:cs="Calibri"/>
-                <w:sz w:val="20"/>
-                <w:szCs w:val="20"/>
-              </w:rPr>
-              <w:t xml:space="preserve">[Fecha]</w:t>
+                <w:sz w:val="22"/>
+                <w:szCs w:val="22"/>
+              </w:rPr>
+            </w:pPr>
+            <w:r>
+              <w:rPr>
+                <w:rFonts w:ascii="Calibri" w:hAnsi="Calibri" w:cs="Calibri"/>
+                <w:sz w:val="22"/>
+                <w:szCs w:val="22"/>
+              </w:rPr>
+              <w:t>[Fecha]</w:t>
             </w:r>
           </w:p>
         </w:tc>
@@ -1075,17 +1494,17 @@
               <w:spacing w:after="40"/>
               <w:rPr>
                 <w:rFonts w:ascii="Calibri" w:hAnsi="Calibri" w:cs="Calibri"/>
-                <w:sz w:val="20"/>
-                <w:szCs w:val="20"/>
-              </w:rPr>
-            </w:pPr>
-            <w:r>
-              <w:rPr>
-                <w:rFonts w:ascii="Calibri" w:hAnsi="Calibri" w:cs="Calibri"/>
-                <w:sz w:val="20"/>
-                <w:szCs w:val="20"/>
-              </w:rPr>
-              <w:t xml:space="preserve">Participantes</w:t>
+                <w:sz w:val="22"/>
+                <w:szCs w:val="22"/>
+              </w:rPr>
+            </w:pPr>
+            <w:r>
+              <w:rPr>
+                <w:rFonts w:ascii="Calibri" w:hAnsi="Calibri" w:cs="Calibri"/>
+                <w:sz w:val="22"/>
+                <w:szCs w:val="22"/>
+              </w:rPr>
+              <w:t>Participantes</w:t>
             </w:r>
           </w:p>
         </w:tc>
@@ -1099,17 +1518,17 @@
               <w:spacing w:after="40"/>
               <w:rPr>
                 <w:rFonts w:ascii="Calibri" w:hAnsi="Calibri" w:cs="Calibri"/>
-                <w:sz w:val="20"/>
-                <w:szCs w:val="20"/>
-              </w:rPr>
-            </w:pPr>
-            <w:r>
-              <w:rPr>
-                <w:rFonts w:ascii="Calibri" w:hAnsi="Calibri" w:cs="Calibri"/>
-                <w:sz w:val="20"/>
-                <w:szCs w:val="20"/>
-              </w:rPr>
-              <w:t xml:space="preserve">Alejandro Silva y Bastian Pino</w:t>
+                <w:sz w:val="22"/>
+                <w:szCs w:val="22"/>
+              </w:rPr>
+            </w:pPr>
+            <w:r>
+              <w:rPr>
+                <w:rFonts w:ascii="Calibri" w:hAnsi="Calibri" w:cs="Calibri"/>
+                <w:sz w:val="22"/>
+                <w:szCs w:val="22"/>
+              </w:rPr>
+              <w:t>Alejandro Silva y Bastian Pino</w:t>
             </w:r>
           </w:p>
         </w:tc>
@@ -1128,17 +1547,17 @@
               <w:spacing w:after="40"/>
               <w:rPr>
                 <w:rFonts w:ascii="Calibri" w:hAnsi="Calibri" w:cs="Calibri"/>
-                <w:sz w:val="20"/>
-                <w:szCs w:val="20"/>
-              </w:rPr>
-            </w:pPr>
-            <w:r>
-              <w:rPr>
-                <w:rFonts w:ascii="Calibri" w:hAnsi="Calibri" w:cs="Calibri"/>
-                <w:sz w:val="20"/>
-                <w:szCs w:val="20"/>
-              </w:rPr>
-              <w:t xml:space="preserve">Facilitador</w:t>
+                <w:sz w:val="22"/>
+                <w:szCs w:val="22"/>
+              </w:rPr>
+            </w:pPr>
+            <w:r>
+              <w:rPr>
+                <w:rFonts w:ascii="Calibri" w:hAnsi="Calibri" w:cs="Calibri"/>
+                <w:sz w:val="22"/>
+                <w:szCs w:val="22"/>
+              </w:rPr>
+              <w:t>Facilitador</w:t>
             </w:r>
           </w:p>
         </w:tc>
@@ -1152,17 +1571,17 @@
               <w:spacing w:after="40"/>
               <w:rPr>
                 <w:rFonts w:ascii="Calibri" w:hAnsi="Calibri" w:cs="Calibri"/>
-                <w:sz w:val="20"/>
-                <w:szCs w:val="20"/>
-              </w:rPr>
-            </w:pPr>
-            <w:r>
-              <w:rPr>
-                <w:rFonts w:ascii="Calibri" w:hAnsi="Calibri" w:cs="Calibri"/>
-                <w:sz w:val="20"/>
-                <w:szCs w:val="20"/>
-              </w:rPr>
-              <w:t xml:space="preserve">[Integrante que dirige la retrospectiva]</w:t>
+                <w:sz w:val="22"/>
+                <w:szCs w:val="22"/>
+              </w:rPr>
+            </w:pPr>
+            <w:r>
+              <w:rPr>
+                <w:rFonts w:ascii="Calibri" w:hAnsi="Calibri" w:cs="Calibri"/>
+                <w:sz w:val="22"/>
+                <w:szCs w:val="22"/>
+              </w:rPr>
+              <w:t>[Integrante que dirige la retrospectiva]</w:t>
             </w:r>
           </w:p>
         </w:tc>
@@ -1173,8 +1592,8 @@
         <w:jc w:val="both"/>
         <w:rPr>
           <w:rFonts w:ascii="Calibri" w:hAnsi="Calibri" w:cs="Calibri"/>
-          <w:sz w:val="20"/>
-          <w:szCs w:val="20"/>
+          <w:sz w:val="22"/>
+          <w:szCs w:val="22"/>
         </w:rPr>
       </w:pPr>
     </w:p>
@@ -1186,14 +1605,14 @@
           <w:rFonts w:ascii="Calibri" w:hAnsi="Calibri" w:cs="Calibri"/>
         </w:rPr>
       </w:pPr>
-      <w:bookmarkStart w:id="9103" w:name="_Toc9209103"/>
+      <w:bookmarkStart w:id="2" w:name="_Toc9209103"/>
       <w:r>
         <w:rPr>
           <w:rFonts w:ascii="Calibri" w:hAnsi="Calibri" w:cs="Calibri"/>
         </w:rPr>
-        <w:t xml:space="preserve">3. Resultado del Sprint</w:t>
+        <w:t>3. Resultado del Sprint</w:t>
       </w:r>
-      <w:bookmarkEnd w:id="9103"/>
+      <w:bookmarkEnd w:id="2"/>
     </w:p>
     <w:tbl>
       <w:tblPr>
@@ -1229,8 +1648,8 @@
               <w:spacing w:after="40"/>
               <w:rPr>
                 <w:rFonts w:ascii="Calibri" w:hAnsi="Calibri" w:cs="Calibri"/>
-                <w:sz w:val="20"/>
-                <w:szCs w:val="20"/>
+                <w:sz w:val="22"/>
+                <w:szCs w:val="22"/>
               </w:rPr>
             </w:pPr>
             <w:r>
@@ -1238,10 +1657,10 @@
                 <w:rFonts w:ascii="Calibri" w:hAnsi="Calibri" w:cs="Calibri"/>
                 <w:b/>
                 <w:bCs/>
-                <w:sz w:val="20"/>
-                <w:szCs w:val="20"/>
-              </w:rPr>
-              <w:t xml:space="preserve">Aspecto</w:t>
+                <w:sz w:val="22"/>
+                <w:szCs w:val="22"/>
+              </w:rPr>
+              <w:t>Aspecto</w:t>
             </w:r>
           </w:p>
         </w:tc>
@@ -1256,8 +1675,8 @@
               <w:spacing w:after="40"/>
               <w:rPr>
                 <w:rFonts w:ascii="Calibri" w:hAnsi="Calibri" w:cs="Calibri"/>
-                <w:sz w:val="20"/>
-                <w:szCs w:val="20"/>
+                <w:sz w:val="22"/>
+                <w:szCs w:val="22"/>
               </w:rPr>
             </w:pPr>
             <w:r>
@@ -1265,10 +1684,10 @@
                 <w:rFonts w:ascii="Calibri" w:hAnsi="Calibri" w:cs="Calibri"/>
                 <w:b/>
                 <w:bCs/>
-                <w:sz w:val="20"/>
-                <w:szCs w:val="20"/>
-              </w:rPr>
-              <w:t xml:space="preserve">Resultado</w:t>
+                <w:sz w:val="22"/>
+                <w:szCs w:val="22"/>
+              </w:rPr>
+              <w:t>Resultado</w:t>
             </w:r>
           </w:p>
         </w:tc>
@@ -1287,17 +1706,17 @@
               <w:spacing w:after="40"/>
               <w:rPr>
                 <w:rFonts w:ascii="Calibri" w:hAnsi="Calibri" w:cs="Calibri"/>
-                <w:sz w:val="20"/>
-                <w:szCs w:val="20"/>
-              </w:rPr>
-            </w:pPr>
-            <w:r>
-              <w:rPr>
-                <w:rFonts w:ascii="Calibri" w:hAnsi="Calibri" w:cs="Calibri"/>
-                <w:sz w:val="20"/>
-                <w:szCs w:val="20"/>
-              </w:rPr>
-              <w:t xml:space="preserve">Sprint Goal</w:t>
+                <w:sz w:val="22"/>
+                <w:szCs w:val="22"/>
+              </w:rPr>
+            </w:pPr>
+            <w:r>
+              <w:rPr>
+                <w:rFonts w:ascii="Calibri" w:hAnsi="Calibri" w:cs="Calibri"/>
+                <w:sz w:val="22"/>
+                <w:szCs w:val="22"/>
+              </w:rPr>
+              <w:t>Sprint Goal</w:t>
             </w:r>
           </w:p>
         </w:tc>
@@ -1311,17 +1730,17 @@
               <w:spacing w:after="40"/>
               <w:rPr>
                 <w:rFonts w:ascii="Calibri" w:hAnsi="Calibri" w:cs="Calibri"/>
-                <w:sz w:val="20"/>
-                <w:szCs w:val="20"/>
-              </w:rPr>
-            </w:pPr>
-            <w:r>
-              <w:rPr>
-                <w:rFonts w:ascii="Calibri" w:hAnsi="Calibri" w:cs="Calibri"/>
-                <w:sz w:val="20"/>
-                <w:szCs w:val="20"/>
-              </w:rPr>
-              <w:t xml:space="preserve">[Copiar el Sprint Goal del Sprint Backlog]</w:t>
+                <w:sz w:val="22"/>
+                <w:szCs w:val="22"/>
+              </w:rPr>
+            </w:pPr>
+            <w:r>
+              <w:rPr>
+                <w:rFonts w:ascii="Calibri" w:hAnsi="Calibri" w:cs="Calibri"/>
+                <w:sz w:val="22"/>
+                <w:szCs w:val="22"/>
+              </w:rPr>
+              <w:t>[Copiar el Sprint Goal del Sprint Backlog]</w:t>
             </w:r>
           </w:p>
         </w:tc>
@@ -1340,17 +1759,17 @@
               <w:spacing w:after="40"/>
               <w:rPr>
                 <w:rFonts w:ascii="Calibri" w:hAnsi="Calibri" w:cs="Calibri"/>
-                <w:sz w:val="20"/>
-                <w:szCs w:val="20"/>
-              </w:rPr>
-            </w:pPr>
-            <w:r>
-              <w:rPr>
-                <w:rFonts w:ascii="Calibri" w:hAnsi="Calibri" w:cs="Calibri"/>
-                <w:sz w:val="20"/>
-                <w:szCs w:val="20"/>
-              </w:rPr>
-              <w:t xml:space="preserve">¿Se cumplió el Sprint Goal?</w:t>
+                <w:sz w:val="22"/>
+                <w:szCs w:val="22"/>
+              </w:rPr>
+            </w:pPr>
+            <w:r>
+              <w:rPr>
+                <w:rFonts w:ascii="Calibri" w:hAnsi="Calibri" w:cs="Calibri"/>
+                <w:sz w:val="22"/>
+                <w:szCs w:val="22"/>
+              </w:rPr>
+              <w:t>¿Se cumplió el Sprint Goal?</w:t>
             </w:r>
           </w:p>
         </w:tc>
@@ -1364,17 +1783,17 @@
               <w:spacing w:after="40"/>
               <w:rPr>
                 <w:rFonts w:ascii="Calibri" w:hAnsi="Calibri" w:cs="Calibri"/>
-                <w:sz w:val="20"/>
-                <w:szCs w:val="20"/>
-              </w:rPr>
-            </w:pPr>
-            <w:r>
-              <w:rPr>
-                <w:rFonts w:ascii="Calibri" w:hAnsi="Calibri" w:cs="Calibri"/>
-                <w:sz w:val="20"/>
-                <w:szCs w:val="20"/>
-              </w:rPr>
-              <w:t xml:space="preserve">[Sí / Parcialmente / No]</w:t>
+                <w:sz w:val="22"/>
+                <w:szCs w:val="22"/>
+              </w:rPr>
+            </w:pPr>
+            <w:r>
+              <w:rPr>
+                <w:rFonts w:ascii="Calibri" w:hAnsi="Calibri" w:cs="Calibri"/>
+                <w:sz w:val="22"/>
+                <w:szCs w:val="22"/>
+              </w:rPr>
+              <w:t>[Sí / Parcialmente / No]</w:t>
             </w:r>
           </w:p>
         </w:tc>
@@ -1393,17 +1812,17 @@
               <w:spacing w:after="40"/>
               <w:rPr>
                 <w:rFonts w:ascii="Calibri" w:hAnsi="Calibri" w:cs="Calibri"/>
-                <w:sz w:val="20"/>
-                <w:szCs w:val="20"/>
-              </w:rPr>
-            </w:pPr>
-            <w:r>
-              <w:rPr>
-                <w:rFonts w:ascii="Calibri" w:hAnsi="Calibri" w:cs="Calibri"/>
-                <w:sz w:val="20"/>
-                <w:szCs w:val="20"/>
-              </w:rPr>
-              <w:t xml:space="preserve">Elementos terminados según la Definition of Done</w:t>
+                <w:sz w:val="22"/>
+                <w:szCs w:val="22"/>
+              </w:rPr>
+            </w:pPr>
+            <w:r>
+              <w:rPr>
+                <w:rFonts w:ascii="Calibri" w:hAnsi="Calibri" w:cs="Calibri"/>
+                <w:sz w:val="22"/>
+                <w:szCs w:val="22"/>
+              </w:rPr>
+              <w:t>Elementos terminados según la Definition of Done</w:t>
             </w:r>
           </w:p>
         </w:tc>
@@ -1417,17 +1836,17 @@
               <w:spacing w:after="40"/>
               <w:rPr>
                 <w:rFonts w:ascii="Calibri" w:hAnsi="Calibri" w:cs="Calibri"/>
-                <w:sz w:val="20"/>
-                <w:szCs w:val="20"/>
-              </w:rPr>
-            </w:pPr>
-            <w:r>
-              <w:rPr>
-                <w:rFonts w:ascii="Calibri" w:hAnsi="Calibri" w:cs="Calibri"/>
-                <w:sz w:val="20"/>
-                <w:szCs w:val="20"/>
-              </w:rPr>
-              <w:t xml:space="preserve">[PB terminados]</w:t>
+                <w:sz w:val="22"/>
+                <w:szCs w:val="22"/>
+              </w:rPr>
+            </w:pPr>
+            <w:r>
+              <w:rPr>
+                <w:rFonts w:ascii="Calibri" w:hAnsi="Calibri" w:cs="Calibri"/>
+                <w:sz w:val="22"/>
+                <w:szCs w:val="22"/>
+              </w:rPr>
+              <w:t>[PB terminados]</w:t>
             </w:r>
           </w:p>
         </w:tc>
@@ -1446,17 +1865,17 @@
               <w:spacing w:after="40"/>
               <w:rPr>
                 <w:rFonts w:ascii="Calibri" w:hAnsi="Calibri" w:cs="Calibri"/>
-                <w:sz w:val="20"/>
-                <w:szCs w:val="20"/>
-              </w:rPr>
-            </w:pPr>
-            <w:r>
-              <w:rPr>
-                <w:rFonts w:ascii="Calibri" w:hAnsi="Calibri" w:cs="Calibri"/>
-                <w:sz w:val="20"/>
-                <w:szCs w:val="20"/>
-              </w:rPr>
-              <w:t xml:space="preserve">Elementos no terminados y motivo</w:t>
+                <w:sz w:val="22"/>
+                <w:szCs w:val="22"/>
+              </w:rPr>
+            </w:pPr>
+            <w:r>
+              <w:rPr>
+                <w:rFonts w:ascii="Calibri" w:hAnsi="Calibri" w:cs="Calibri"/>
+                <w:sz w:val="22"/>
+                <w:szCs w:val="22"/>
+              </w:rPr>
+              <w:t>Elementos no terminados y motivo</w:t>
             </w:r>
           </w:p>
         </w:tc>
@@ -1470,17 +1889,17 @@
               <w:spacing w:after="40"/>
               <w:rPr>
                 <w:rFonts w:ascii="Calibri" w:hAnsi="Calibri" w:cs="Calibri"/>
-                <w:sz w:val="20"/>
-                <w:szCs w:val="20"/>
-              </w:rPr>
-            </w:pPr>
-            <w:r>
-              <w:rPr>
-                <w:rFonts w:ascii="Calibri" w:hAnsi="Calibri" w:cs="Calibri"/>
-                <w:sz w:val="20"/>
-                <w:szCs w:val="20"/>
-              </w:rPr>
-              <w:t xml:space="preserve">[PB no terminados y razón]</w:t>
+                <w:sz w:val="22"/>
+                <w:szCs w:val="22"/>
+              </w:rPr>
+            </w:pPr>
+            <w:r>
+              <w:rPr>
+                <w:rFonts w:ascii="Calibri" w:hAnsi="Calibri" w:cs="Calibri"/>
+                <w:sz w:val="22"/>
+                <w:szCs w:val="22"/>
+              </w:rPr>
+              <w:t>[PB no terminados y razón]</w:t>
             </w:r>
           </w:p>
         </w:tc>
@@ -1491,8 +1910,8 @@
         <w:jc w:val="both"/>
         <w:rPr>
           <w:rFonts w:ascii="Calibri" w:hAnsi="Calibri" w:cs="Calibri"/>
-          <w:sz w:val="20"/>
-          <w:szCs w:val="20"/>
+          <w:sz w:val="22"/>
+          <w:szCs w:val="22"/>
         </w:rPr>
       </w:pPr>
     </w:p>
@@ -1504,14 +1923,14 @@
           <w:rFonts w:ascii="Calibri" w:hAnsi="Calibri" w:cs="Calibri"/>
         </w:rPr>
       </w:pPr>
-      <w:bookmarkStart w:id="9104" w:name="_Toc9209104"/>
+      <w:bookmarkStart w:id="3" w:name="_Toc9209104"/>
       <w:r>
         <w:rPr>
           <w:rFonts w:ascii="Calibri" w:hAnsi="Calibri" w:cs="Calibri"/>
         </w:rPr>
-        <w:t xml:space="preserve">4. Métricas del Sprint</w:t>
+        <w:t>4. Métricas del Sprint</w:t>
       </w:r>
-      <w:bookmarkEnd w:id="9104"/>
+      <w:bookmarkEnd w:id="3"/>
     </w:p>
     <w:tbl>
       <w:tblPr>
@@ -1548,8 +1967,8 @@
               <w:spacing w:after="40"/>
               <w:rPr>
                 <w:rFonts w:ascii="Calibri" w:hAnsi="Calibri" w:cs="Calibri"/>
-                <w:sz w:val="20"/>
-                <w:szCs w:val="20"/>
+                <w:sz w:val="22"/>
+                <w:szCs w:val="22"/>
               </w:rPr>
             </w:pPr>
             <w:r>
@@ -1557,10 +1976,10 @@
                 <w:rFonts w:ascii="Calibri" w:hAnsi="Calibri" w:cs="Calibri"/>
                 <w:b/>
                 <w:bCs/>
-                <w:sz w:val="20"/>
-                <w:szCs w:val="20"/>
-              </w:rPr>
-              <w:t xml:space="preserve">Indicador</w:t>
+                <w:sz w:val="22"/>
+                <w:szCs w:val="22"/>
+              </w:rPr>
+              <w:t>Indicador</w:t>
             </w:r>
           </w:p>
         </w:tc>
@@ -1575,8 +1994,8 @@
               <w:spacing w:after="40"/>
               <w:rPr>
                 <w:rFonts w:ascii="Calibri" w:hAnsi="Calibri" w:cs="Calibri"/>
-                <w:sz w:val="20"/>
-                <w:szCs w:val="20"/>
+                <w:sz w:val="22"/>
+                <w:szCs w:val="22"/>
               </w:rPr>
             </w:pPr>
             <w:r>
@@ -1584,10 +2003,10 @@
                 <w:rFonts w:ascii="Calibri" w:hAnsi="Calibri" w:cs="Calibri"/>
                 <w:b/>
                 <w:bCs/>
-                <w:sz w:val="20"/>
-                <w:szCs w:val="20"/>
-              </w:rPr>
-              <w:t xml:space="preserve">Planificado</w:t>
+                <w:sz w:val="22"/>
+                <w:szCs w:val="22"/>
+              </w:rPr>
+              <w:t>Planificado</w:t>
             </w:r>
           </w:p>
         </w:tc>
@@ -1602,8 +2021,8 @@
               <w:spacing w:after="40"/>
               <w:rPr>
                 <w:rFonts w:ascii="Calibri" w:hAnsi="Calibri" w:cs="Calibri"/>
-                <w:sz w:val="20"/>
-                <w:szCs w:val="20"/>
+                <w:sz w:val="22"/>
+                <w:szCs w:val="22"/>
               </w:rPr>
             </w:pPr>
             <w:r>
@@ -1611,10 +2030,10 @@
                 <w:rFonts w:ascii="Calibri" w:hAnsi="Calibri" w:cs="Calibri"/>
                 <w:b/>
                 <w:bCs/>
-                <w:sz w:val="20"/>
-                <w:szCs w:val="20"/>
-              </w:rPr>
-              <w:t xml:space="preserve">Logrado</w:t>
+                <w:sz w:val="22"/>
+                <w:szCs w:val="22"/>
+              </w:rPr>
+              <w:t>Logrado</w:t>
             </w:r>
           </w:p>
         </w:tc>
@@ -1633,17 +2052,17 @@
               <w:spacing w:after="40"/>
               <w:rPr>
                 <w:rFonts w:ascii="Calibri" w:hAnsi="Calibri" w:cs="Calibri"/>
-                <w:sz w:val="20"/>
-                <w:szCs w:val="20"/>
-              </w:rPr>
-            </w:pPr>
-            <w:r>
-              <w:rPr>
-                <w:rFonts w:ascii="Calibri" w:hAnsi="Calibri" w:cs="Calibri"/>
-                <w:sz w:val="20"/>
-                <w:szCs w:val="20"/>
-              </w:rPr>
-              <w:t xml:space="preserve">Product Backlog Items</w:t>
+                <w:sz w:val="22"/>
+                <w:szCs w:val="22"/>
+              </w:rPr>
+            </w:pPr>
+            <w:r>
+              <w:rPr>
+                <w:rFonts w:ascii="Calibri" w:hAnsi="Calibri" w:cs="Calibri"/>
+                <w:sz w:val="22"/>
+                <w:szCs w:val="22"/>
+              </w:rPr>
+              <w:t>Product Backlog Items</w:t>
             </w:r>
           </w:p>
         </w:tc>
@@ -1657,17 +2076,17 @@
               <w:spacing w:after="40"/>
               <w:rPr>
                 <w:rFonts w:ascii="Calibri" w:hAnsi="Calibri" w:cs="Calibri"/>
-                <w:sz w:val="20"/>
-                <w:szCs w:val="20"/>
-              </w:rPr>
-            </w:pPr>
-            <w:r>
-              <w:rPr>
-                <w:rFonts w:ascii="Calibri" w:hAnsi="Calibri" w:cs="Calibri"/>
-                <w:sz w:val="20"/>
-                <w:szCs w:val="20"/>
-              </w:rPr>
-              <w:t xml:space="preserve">[N°]</w:t>
+                <w:sz w:val="22"/>
+                <w:szCs w:val="22"/>
+              </w:rPr>
+            </w:pPr>
+            <w:r>
+              <w:rPr>
+                <w:rFonts w:ascii="Calibri" w:hAnsi="Calibri" w:cs="Calibri"/>
+                <w:sz w:val="22"/>
+                <w:szCs w:val="22"/>
+              </w:rPr>
+              <w:t>[N°]</w:t>
             </w:r>
           </w:p>
         </w:tc>
@@ -1681,17 +2100,17 @@
               <w:spacing w:after="40"/>
               <w:rPr>
                 <w:rFonts w:ascii="Calibri" w:hAnsi="Calibri" w:cs="Calibri"/>
-                <w:sz w:val="20"/>
-                <w:szCs w:val="20"/>
-              </w:rPr>
-            </w:pPr>
-            <w:r>
-              <w:rPr>
-                <w:rFonts w:ascii="Calibri" w:hAnsi="Calibri" w:cs="Calibri"/>
-                <w:sz w:val="20"/>
-                <w:szCs w:val="20"/>
-              </w:rPr>
-              <w:t xml:space="preserve">[N°]</w:t>
+                <w:sz w:val="22"/>
+                <w:szCs w:val="22"/>
+              </w:rPr>
+            </w:pPr>
+            <w:r>
+              <w:rPr>
+                <w:rFonts w:ascii="Calibri" w:hAnsi="Calibri" w:cs="Calibri"/>
+                <w:sz w:val="22"/>
+                <w:szCs w:val="22"/>
+              </w:rPr>
+              <w:t>[N°]</w:t>
             </w:r>
           </w:p>
         </w:tc>
@@ -1710,17 +2129,17 @@
               <w:spacing w:after="40"/>
               <w:rPr>
                 <w:rFonts w:ascii="Calibri" w:hAnsi="Calibri" w:cs="Calibri"/>
-                <w:sz w:val="20"/>
-                <w:szCs w:val="20"/>
-              </w:rPr>
-            </w:pPr>
-            <w:r>
-              <w:rPr>
-                <w:rFonts w:ascii="Calibri" w:hAnsi="Calibri" w:cs="Calibri"/>
-                <w:sz w:val="20"/>
-                <w:szCs w:val="20"/>
-              </w:rPr>
-              <w:t xml:space="preserve">Tareas del Sprint Backlog</w:t>
+                <w:sz w:val="22"/>
+                <w:szCs w:val="22"/>
+              </w:rPr>
+            </w:pPr>
+            <w:r>
+              <w:rPr>
+                <w:rFonts w:ascii="Calibri" w:hAnsi="Calibri" w:cs="Calibri"/>
+                <w:sz w:val="22"/>
+                <w:szCs w:val="22"/>
+              </w:rPr>
+              <w:t>Tareas del Sprint Backlog</w:t>
             </w:r>
           </w:p>
         </w:tc>
@@ -1734,17 +2153,17 @@
               <w:spacing w:after="40"/>
               <w:rPr>
                 <w:rFonts w:ascii="Calibri" w:hAnsi="Calibri" w:cs="Calibri"/>
-                <w:sz w:val="20"/>
-                <w:szCs w:val="20"/>
-              </w:rPr>
-            </w:pPr>
-            <w:r>
-              <w:rPr>
-                <w:rFonts w:ascii="Calibri" w:hAnsi="Calibri" w:cs="Calibri"/>
-                <w:sz w:val="20"/>
-                <w:szCs w:val="20"/>
-              </w:rPr>
-              <w:t xml:space="preserve">[N°]</w:t>
+                <w:sz w:val="22"/>
+                <w:szCs w:val="22"/>
+              </w:rPr>
+            </w:pPr>
+            <w:r>
+              <w:rPr>
+                <w:rFonts w:ascii="Calibri" w:hAnsi="Calibri" w:cs="Calibri"/>
+                <w:sz w:val="22"/>
+                <w:szCs w:val="22"/>
+              </w:rPr>
+              <w:t>[N°]</w:t>
             </w:r>
           </w:p>
         </w:tc>
@@ -1758,17 +2177,17 @@
               <w:spacing w:after="40"/>
               <w:rPr>
                 <w:rFonts w:ascii="Calibri" w:hAnsi="Calibri" w:cs="Calibri"/>
-                <w:sz w:val="20"/>
-                <w:szCs w:val="20"/>
-              </w:rPr>
-            </w:pPr>
-            <w:r>
-              <w:rPr>
-                <w:rFonts w:ascii="Calibri" w:hAnsi="Calibri" w:cs="Calibri"/>
-                <w:sz w:val="20"/>
-                <w:szCs w:val="20"/>
-              </w:rPr>
-              <w:t xml:space="preserve">[N°]</w:t>
+                <w:sz w:val="22"/>
+                <w:szCs w:val="22"/>
+              </w:rPr>
+            </w:pPr>
+            <w:r>
+              <w:rPr>
+                <w:rFonts w:ascii="Calibri" w:hAnsi="Calibri" w:cs="Calibri"/>
+                <w:sz w:val="22"/>
+                <w:szCs w:val="22"/>
+              </w:rPr>
+              <w:t>[N°]</w:t>
             </w:r>
           </w:p>
         </w:tc>
@@ -1787,17 +2206,17 @@
               <w:spacing w:after="40"/>
               <w:rPr>
                 <w:rFonts w:ascii="Calibri" w:hAnsi="Calibri" w:cs="Calibri"/>
-                <w:sz w:val="20"/>
-                <w:szCs w:val="20"/>
-              </w:rPr>
-            </w:pPr>
-            <w:r>
-              <w:rPr>
-                <w:rFonts w:ascii="Calibri" w:hAnsi="Calibri" w:cs="Calibri"/>
-                <w:sz w:val="20"/>
-                <w:szCs w:val="20"/>
-              </w:rPr>
-              <w:t xml:space="preserve">Pruebas ejecutadas</w:t>
+                <w:sz w:val="22"/>
+                <w:szCs w:val="22"/>
+              </w:rPr>
+            </w:pPr>
+            <w:r>
+              <w:rPr>
+                <w:rFonts w:ascii="Calibri" w:hAnsi="Calibri" w:cs="Calibri"/>
+                <w:sz w:val="22"/>
+                <w:szCs w:val="22"/>
+              </w:rPr>
+              <w:t>Pruebas ejecutadas</w:t>
             </w:r>
           </w:p>
         </w:tc>
@@ -1811,17 +2230,17 @@
               <w:spacing w:after="40"/>
               <w:rPr>
                 <w:rFonts w:ascii="Calibri" w:hAnsi="Calibri" w:cs="Calibri"/>
-                <w:sz w:val="20"/>
-                <w:szCs w:val="20"/>
-              </w:rPr>
-            </w:pPr>
-            <w:r>
-              <w:rPr>
-                <w:rFonts w:ascii="Calibri" w:hAnsi="Calibri" w:cs="Calibri"/>
-                <w:sz w:val="20"/>
-                <w:szCs w:val="20"/>
-              </w:rPr>
-              <w:t xml:space="preserve">[N°]</w:t>
+                <w:sz w:val="22"/>
+                <w:szCs w:val="22"/>
+              </w:rPr>
+            </w:pPr>
+            <w:r>
+              <w:rPr>
+                <w:rFonts w:ascii="Calibri" w:hAnsi="Calibri" w:cs="Calibri"/>
+                <w:sz w:val="22"/>
+                <w:szCs w:val="22"/>
+              </w:rPr>
+              <w:t>[N°]</w:t>
             </w:r>
           </w:p>
         </w:tc>
@@ -1835,17 +2254,17 @@
               <w:spacing w:after="40"/>
               <w:rPr>
                 <w:rFonts w:ascii="Calibri" w:hAnsi="Calibri" w:cs="Calibri"/>
-                <w:sz w:val="20"/>
-                <w:szCs w:val="20"/>
-              </w:rPr>
-            </w:pPr>
-            <w:r>
-              <w:rPr>
-                <w:rFonts w:ascii="Calibri" w:hAnsi="Calibri" w:cs="Calibri"/>
-                <w:sz w:val="20"/>
-                <w:szCs w:val="20"/>
-              </w:rPr>
-              <w:t xml:space="preserve">[N° aprobadas]</w:t>
+                <w:sz w:val="22"/>
+                <w:szCs w:val="22"/>
+              </w:rPr>
+            </w:pPr>
+            <w:r>
+              <w:rPr>
+                <w:rFonts w:ascii="Calibri" w:hAnsi="Calibri" w:cs="Calibri"/>
+                <w:sz w:val="22"/>
+                <w:szCs w:val="22"/>
+              </w:rPr>
+              <w:t>[N° aprobadas]</w:t>
             </w:r>
           </w:p>
         </w:tc>
@@ -1864,17 +2283,17 @@
               <w:spacing w:after="40"/>
               <w:rPr>
                 <w:rFonts w:ascii="Calibri" w:hAnsi="Calibri" w:cs="Calibri"/>
-                <w:sz w:val="20"/>
-                <w:szCs w:val="20"/>
-              </w:rPr>
-            </w:pPr>
-            <w:r>
-              <w:rPr>
-                <w:rFonts w:ascii="Calibri" w:hAnsi="Calibri" w:cs="Calibri"/>
-                <w:sz w:val="20"/>
-                <w:szCs w:val="20"/>
-              </w:rPr>
-              <w:t xml:space="preserve">Errores detectados / corregidos</w:t>
+                <w:sz w:val="22"/>
+                <w:szCs w:val="22"/>
+              </w:rPr>
+            </w:pPr>
+            <w:r>
+              <w:rPr>
+                <w:rFonts w:ascii="Calibri" w:hAnsi="Calibri" w:cs="Calibri"/>
+                <w:sz w:val="22"/>
+                <w:szCs w:val="22"/>
+              </w:rPr>
+              <w:t>Errores detectados / corregidos</w:t>
             </w:r>
           </w:p>
         </w:tc>
@@ -1888,17 +2307,17 @@
               <w:spacing w:after="40"/>
               <w:rPr>
                 <w:rFonts w:ascii="Calibri" w:hAnsi="Calibri" w:cs="Calibri"/>
-                <w:sz w:val="20"/>
-                <w:szCs w:val="20"/>
-              </w:rPr>
-            </w:pPr>
-            <w:r>
-              <w:rPr>
-                <w:rFonts w:ascii="Calibri" w:hAnsi="Calibri" w:cs="Calibri"/>
-                <w:sz w:val="20"/>
-                <w:szCs w:val="20"/>
-              </w:rPr>
-              <w:t xml:space="preserve">—</w:t>
+                <w:sz w:val="22"/>
+                <w:szCs w:val="22"/>
+              </w:rPr>
+            </w:pPr>
+            <w:r>
+              <w:rPr>
+                <w:rFonts w:ascii="Calibri" w:hAnsi="Calibri" w:cs="Calibri"/>
+                <w:sz w:val="22"/>
+                <w:szCs w:val="22"/>
+              </w:rPr>
+              <w:t>—</w:t>
             </w:r>
           </w:p>
         </w:tc>
@@ -1912,17 +2331,17 @@
               <w:spacing w:after="40"/>
               <w:rPr>
                 <w:rFonts w:ascii="Calibri" w:hAnsi="Calibri" w:cs="Calibri"/>
-                <w:sz w:val="20"/>
-                <w:szCs w:val="20"/>
-              </w:rPr>
-            </w:pPr>
-            <w:r>
-              <w:rPr>
-                <w:rFonts w:ascii="Calibri" w:hAnsi="Calibri" w:cs="Calibri"/>
-                <w:sz w:val="20"/>
-                <w:szCs w:val="20"/>
-              </w:rPr>
-              <w:t xml:space="preserve">[N° / N°]</w:t>
+                <w:sz w:val="22"/>
+                <w:szCs w:val="22"/>
+              </w:rPr>
+            </w:pPr>
+            <w:r>
+              <w:rPr>
+                <w:rFonts w:ascii="Calibri" w:hAnsi="Calibri" w:cs="Calibri"/>
+                <w:sz w:val="22"/>
+                <w:szCs w:val="22"/>
+              </w:rPr>
+              <w:t>[N° / N°]</w:t>
             </w:r>
           </w:p>
         </w:tc>
@@ -1933,8 +2352,8 @@
         <w:jc w:val="both"/>
         <w:rPr>
           <w:rFonts w:ascii="Calibri" w:hAnsi="Calibri" w:cs="Calibri"/>
-          <w:sz w:val="20"/>
-          <w:szCs w:val="20"/>
+          <w:sz w:val="22"/>
+          <w:szCs w:val="22"/>
         </w:rPr>
       </w:pPr>
     </w:p>
@@ -1946,31 +2365,31 @@
           <w:rFonts w:ascii="Calibri" w:hAnsi="Calibri" w:cs="Calibri"/>
         </w:rPr>
       </w:pPr>
-      <w:bookmarkStart w:id="9105" w:name="_Toc9209105"/>
+      <w:bookmarkStart w:id="4" w:name="_Toc9209105"/>
       <w:r>
         <w:rPr>
           <w:rFonts w:ascii="Calibri" w:hAnsi="Calibri" w:cs="Calibri"/>
         </w:rPr>
-        <w:t xml:space="preserve">5. ¿Qué salió bien?</w:t>
+        <w:t>5. ¿Qué salió bien?</w:t>
       </w:r>
-      <w:bookmarkEnd w:id="9105"/>
+      <w:bookmarkEnd w:id="4"/>
     </w:p>
     <w:p>
       <w:pPr>
         <w:jc w:val="both"/>
         <w:rPr>
           <w:rFonts w:ascii="Calibri" w:hAnsi="Calibri" w:cs="Calibri"/>
-          <w:sz w:val="20"/>
-          <w:szCs w:val="20"/>
+          <w:sz w:val="22"/>
+          <w:szCs w:val="22"/>
         </w:rPr>
       </w:pPr>
       <w:r>
         <w:rPr>
           <w:rFonts w:ascii="Calibri" w:hAnsi="Calibri" w:cs="Calibri"/>
-          <w:sz w:val="20"/>
-          <w:szCs w:val="20"/>
-        </w:rPr>
-        <w:t xml:space="preserve">Prácticas, decisiones o situaciones que ayudaron al equipo y que conviene mantener.</w:t>
+          <w:sz w:val="22"/>
+          <w:szCs w:val="22"/>
+        </w:rPr>
+        <w:t>Prácticas, decisiones o situaciones que ayudaron al equipo y que conviene mantener.</w:t>
       </w:r>
     </w:p>
     <w:tbl>
@@ -2007,8 +2426,8 @@
               <w:spacing w:after="40"/>
               <w:rPr>
                 <w:rFonts w:ascii="Calibri" w:hAnsi="Calibri" w:cs="Calibri"/>
-                <w:sz w:val="20"/>
-                <w:szCs w:val="20"/>
+                <w:sz w:val="22"/>
+                <w:szCs w:val="22"/>
               </w:rPr>
             </w:pPr>
             <w:r>
@@ -2016,10 +2435,10 @@
                 <w:rFonts w:ascii="Calibri" w:hAnsi="Calibri" w:cs="Calibri"/>
                 <w:b/>
                 <w:bCs/>
-                <w:sz w:val="20"/>
-                <w:szCs w:val="20"/>
-              </w:rPr>
-              <w:t xml:space="preserve">N°</w:t>
+                <w:sz w:val="22"/>
+                <w:szCs w:val="22"/>
+              </w:rPr>
+              <w:t>N°</w:t>
             </w:r>
           </w:p>
         </w:tc>
@@ -2034,8 +2453,8 @@
               <w:spacing w:after="40"/>
               <w:rPr>
                 <w:rFonts w:ascii="Calibri" w:hAnsi="Calibri" w:cs="Calibri"/>
-                <w:sz w:val="20"/>
-                <w:szCs w:val="20"/>
+                <w:sz w:val="22"/>
+                <w:szCs w:val="22"/>
               </w:rPr>
             </w:pPr>
             <w:r>
@@ -2043,10 +2462,10 @@
                 <w:rFonts w:ascii="Calibri" w:hAnsi="Calibri" w:cs="Calibri"/>
                 <w:b/>
                 <w:bCs/>
-                <w:sz w:val="20"/>
-                <w:szCs w:val="20"/>
-              </w:rPr>
-              <w:t xml:space="preserve">Aspecto positivo</w:t>
+                <w:sz w:val="22"/>
+                <w:szCs w:val="22"/>
+              </w:rPr>
+              <w:t>Aspecto positivo</w:t>
             </w:r>
           </w:p>
         </w:tc>
@@ -2065,17 +2484,17 @@
               <w:spacing w:after="40"/>
               <w:rPr>
                 <w:rFonts w:ascii="Calibri" w:hAnsi="Calibri" w:cs="Calibri"/>
-                <w:sz w:val="20"/>
-                <w:szCs w:val="20"/>
-              </w:rPr>
-            </w:pPr>
-            <w:r>
-              <w:rPr>
-                <w:rFonts w:ascii="Calibri" w:hAnsi="Calibri" w:cs="Calibri"/>
-                <w:sz w:val="20"/>
-                <w:szCs w:val="20"/>
-              </w:rPr>
-              <w:t xml:space="preserve">1</w:t>
+                <w:sz w:val="22"/>
+                <w:szCs w:val="22"/>
+              </w:rPr>
+            </w:pPr>
+            <w:r>
+              <w:rPr>
+                <w:rFonts w:ascii="Calibri" w:hAnsi="Calibri" w:cs="Calibri"/>
+                <w:sz w:val="22"/>
+                <w:szCs w:val="22"/>
+              </w:rPr>
+              <w:t>1</w:t>
             </w:r>
           </w:p>
         </w:tc>
@@ -2089,17 +2508,17 @@
               <w:spacing w:after="40"/>
               <w:rPr>
                 <w:rFonts w:ascii="Calibri" w:hAnsi="Calibri" w:cs="Calibri"/>
-                <w:sz w:val="20"/>
-                <w:szCs w:val="20"/>
-              </w:rPr>
-            </w:pPr>
-            <w:r>
-              <w:rPr>
-                <w:rFonts w:ascii="Calibri" w:hAnsi="Calibri" w:cs="Calibri"/>
-                <w:sz w:val="20"/>
-                <w:szCs w:val="20"/>
-              </w:rPr>
-              <w:t xml:space="preserve">[Completar]</w:t>
+                <w:sz w:val="22"/>
+                <w:szCs w:val="22"/>
+              </w:rPr>
+            </w:pPr>
+            <w:r>
+              <w:rPr>
+                <w:rFonts w:ascii="Calibri" w:hAnsi="Calibri" w:cs="Calibri"/>
+                <w:sz w:val="22"/>
+                <w:szCs w:val="22"/>
+              </w:rPr>
+              <w:t>[Completar]</w:t>
             </w:r>
           </w:p>
         </w:tc>
@@ -2118,17 +2537,17 @@
               <w:spacing w:after="40"/>
               <w:rPr>
                 <w:rFonts w:ascii="Calibri" w:hAnsi="Calibri" w:cs="Calibri"/>
-                <w:sz w:val="20"/>
-                <w:szCs w:val="20"/>
-              </w:rPr>
-            </w:pPr>
-            <w:r>
-              <w:rPr>
-                <w:rFonts w:ascii="Calibri" w:hAnsi="Calibri" w:cs="Calibri"/>
-                <w:sz w:val="20"/>
-                <w:szCs w:val="20"/>
-              </w:rPr>
-              <w:t xml:space="preserve">2</w:t>
+                <w:sz w:val="22"/>
+                <w:szCs w:val="22"/>
+              </w:rPr>
+            </w:pPr>
+            <w:r>
+              <w:rPr>
+                <w:rFonts w:ascii="Calibri" w:hAnsi="Calibri" w:cs="Calibri"/>
+                <w:sz w:val="22"/>
+                <w:szCs w:val="22"/>
+              </w:rPr>
+              <w:t>2</w:t>
             </w:r>
           </w:p>
         </w:tc>
@@ -2142,17 +2561,17 @@
               <w:spacing w:after="40"/>
               <w:rPr>
                 <w:rFonts w:ascii="Calibri" w:hAnsi="Calibri" w:cs="Calibri"/>
-                <w:sz w:val="20"/>
-                <w:szCs w:val="20"/>
-              </w:rPr>
-            </w:pPr>
-            <w:r>
-              <w:rPr>
-                <w:rFonts w:ascii="Calibri" w:hAnsi="Calibri" w:cs="Calibri"/>
-                <w:sz w:val="20"/>
-                <w:szCs w:val="20"/>
-              </w:rPr>
-              <w:t xml:space="preserve">[Completar]</w:t>
+                <w:sz w:val="22"/>
+                <w:szCs w:val="22"/>
+              </w:rPr>
+            </w:pPr>
+            <w:r>
+              <w:rPr>
+                <w:rFonts w:ascii="Calibri" w:hAnsi="Calibri" w:cs="Calibri"/>
+                <w:sz w:val="22"/>
+                <w:szCs w:val="22"/>
+              </w:rPr>
+              <w:t>[Completar]</w:t>
             </w:r>
           </w:p>
         </w:tc>
@@ -2171,17 +2590,17 @@
               <w:spacing w:after="40"/>
               <w:rPr>
                 <w:rFonts w:ascii="Calibri" w:hAnsi="Calibri" w:cs="Calibri"/>
-                <w:sz w:val="20"/>
-                <w:szCs w:val="20"/>
-              </w:rPr>
-            </w:pPr>
-            <w:r>
-              <w:rPr>
-                <w:rFonts w:ascii="Calibri" w:hAnsi="Calibri" w:cs="Calibri"/>
-                <w:sz w:val="20"/>
-                <w:szCs w:val="20"/>
-              </w:rPr>
-              <w:t xml:space="preserve">3</w:t>
+                <w:sz w:val="22"/>
+                <w:szCs w:val="22"/>
+              </w:rPr>
+            </w:pPr>
+            <w:r>
+              <w:rPr>
+                <w:rFonts w:ascii="Calibri" w:hAnsi="Calibri" w:cs="Calibri"/>
+                <w:sz w:val="22"/>
+                <w:szCs w:val="22"/>
+              </w:rPr>
+              <w:t>3</w:t>
             </w:r>
           </w:p>
         </w:tc>
@@ -2195,17 +2614,17 @@
               <w:spacing w:after="40"/>
               <w:rPr>
                 <w:rFonts w:ascii="Calibri" w:hAnsi="Calibri" w:cs="Calibri"/>
-                <w:sz w:val="20"/>
-                <w:szCs w:val="20"/>
-              </w:rPr>
-            </w:pPr>
-            <w:r>
-              <w:rPr>
-                <w:rFonts w:ascii="Calibri" w:hAnsi="Calibri" w:cs="Calibri"/>
-                <w:sz w:val="20"/>
-                <w:szCs w:val="20"/>
-              </w:rPr>
-              <w:t xml:space="preserve">[Completar]</w:t>
+                <w:sz w:val="22"/>
+                <w:szCs w:val="22"/>
+              </w:rPr>
+            </w:pPr>
+            <w:r>
+              <w:rPr>
+                <w:rFonts w:ascii="Calibri" w:hAnsi="Calibri" w:cs="Calibri"/>
+                <w:sz w:val="22"/>
+                <w:szCs w:val="22"/>
+              </w:rPr>
+              <w:t>[Completar]</w:t>
             </w:r>
           </w:p>
         </w:tc>
@@ -2216,8 +2635,8 @@
         <w:jc w:val="both"/>
         <w:rPr>
           <w:rFonts w:ascii="Calibri" w:hAnsi="Calibri" w:cs="Calibri"/>
-          <w:sz w:val="20"/>
-          <w:szCs w:val="20"/>
+          <w:sz w:val="22"/>
+          <w:szCs w:val="22"/>
         </w:rPr>
       </w:pPr>
     </w:p>
@@ -2229,31 +2648,31 @@
           <w:rFonts w:ascii="Calibri" w:hAnsi="Calibri" w:cs="Calibri"/>
         </w:rPr>
       </w:pPr>
-      <w:bookmarkStart w:id="9106" w:name="_Toc9209106"/>
+      <w:bookmarkStart w:id="5" w:name="_Toc9209106"/>
       <w:r>
         <w:rPr>
           <w:rFonts w:ascii="Calibri" w:hAnsi="Calibri" w:cs="Calibri"/>
         </w:rPr>
-        <w:t xml:space="preserve">6. ¿Qué se puede mejorar?</w:t>
+        <w:t>6. ¿Qué se puede mejorar?</w:t>
       </w:r>
-      <w:bookmarkEnd w:id="9106"/>
+      <w:bookmarkEnd w:id="5"/>
     </w:p>
     <w:p>
       <w:pPr>
         <w:jc w:val="both"/>
         <w:rPr>
           <w:rFonts w:ascii="Calibri" w:hAnsi="Calibri" w:cs="Calibri"/>
-          <w:sz w:val="20"/>
-          <w:szCs w:val="20"/>
+          <w:sz w:val="22"/>
+          <w:szCs w:val="22"/>
         </w:rPr>
       </w:pPr>
       <w:r>
         <w:rPr>
           <w:rFonts w:ascii="Calibri" w:hAnsi="Calibri" w:cs="Calibri"/>
-          <w:sz w:val="20"/>
-          <w:szCs w:val="20"/>
-        </w:rPr>
-        <w:t xml:space="preserve">Dificultades u obstáculos que afectaron el trabajo durante el Sprint.</w:t>
+          <w:sz w:val="22"/>
+          <w:szCs w:val="22"/>
+        </w:rPr>
+        <w:t>Dificultades u obstáculos que afectaron el trabajo durante el Sprint.</w:t>
       </w:r>
     </w:p>
     <w:tbl>
@@ -2291,8 +2710,8 @@
               <w:spacing w:after="40"/>
               <w:rPr>
                 <w:rFonts w:ascii="Calibri" w:hAnsi="Calibri" w:cs="Calibri"/>
-                <w:sz w:val="20"/>
-                <w:szCs w:val="20"/>
+                <w:sz w:val="22"/>
+                <w:szCs w:val="22"/>
               </w:rPr>
             </w:pPr>
             <w:r>
@@ -2300,10 +2719,10 @@
                 <w:rFonts w:ascii="Calibri" w:hAnsi="Calibri" w:cs="Calibri"/>
                 <w:b/>
                 <w:bCs/>
-                <w:sz w:val="20"/>
-                <w:szCs w:val="20"/>
-              </w:rPr>
-              <w:t xml:space="preserve">Problema</w:t>
+                <w:sz w:val="22"/>
+                <w:szCs w:val="22"/>
+              </w:rPr>
+              <w:t>Problema</w:t>
             </w:r>
           </w:p>
         </w:tc>
@@ -2318,8 +2737,8 @@
               <w:spacing w:after="40"/>
               <w:rPr>
                 <w:rFonts w:ascii="Calibri" w:hAnsi="Calibri" w:cs="Calibri"/>
-                <w:sz w:val="20"/>
-                <w:szCs w:val="20"/>
+                <w:sz w:val="22"/>
+                <w:szCs w:val="22"/>
               </w:rPr>
             </w:pPr>
             <w:r>
@@ -2327,10 +2746,10 @@
                 <w:rFonts w:ascii="Calibri" w:hAnsi="Calibri" w:cs="Calibri"/>
                 <w:b/>
                 <w:bCs/>
-                <w:sz w:val="20"/>
-                <w:szCs w:val="20"/>
-              </w:rPr>
-              <w:t xml:space="preserve">Causa</w:t>
+                <w:sz w:val="22"/>
+                <w:szCs w:val="22"/>
+              </w:rPr>
+              <w:t>Causa</w:t>
             </w:r>
           </w:p>
         </w:tc>
@@ -2345,8 +2764,8 @@
               <w:spacing w:after="40"/>
               <w:rPr>
                 <w:rFonts w:ascii="Calibri" w:hAnsi="Calibri" w:cs="Calibri"/>
-                <w:sz w:val="20"/>
-                <w:szCs w:val="20"/>
+                <w:sz w:val="22"/>
+                <w:szCs w:val="22"/>
               </w:rPr>
             </w:pPr>
             <w:r>
@@ -2354,10 +2773,10 @@
                 <w:rFonts w:ascii="Calibri" w:hAnsi="Calibri" w:cs="Calibri"/>
                 <w:b/>
                 <w:bCs/>
-                <w:sz w:val="20"/>
-                <w:szCs w:val="20"/>
-              </w:rPr>
-              <w:t xml:space="preserve">Impacto en el Sprint</w:t>
+                <w:sz w:val="22"/>
+                <w:szCs w:val="22"/>
+              </w:rPr>
+              <w:t>Impacto en el Sprint</w:t>
             </w:r>
           </w:p>
         </w:tc>
@@ -2376,17 +2795,17 @@
               <w:spacing w:after="40"/>
               <w:rPr>
                 <w:rFonts w:ascii="Calibri" w:hAnsi="Calibri" w:cs="Calibri"/>
-                <w:sz w:val="20"/>
-                <w:szCs w:val="20"/>
-              </w:rPr>
-            </w:pPr>
-            <w:r>
-              <w:rPr>
-                <w:rFonts w:ascii="Calibri" w:hAnsi="Calibri" w:cs="Calibri"/>
-                <w:sz w:val="20"/>
-                <w:szCs w:val="20"/>
-              </w:rPr>
-              <w:t xml:space="preserve">[Completar]</w:t>
+                <w:sz w:val="22"/>
+                <w:szCs w:val="22"/>
+              </w:rPr>
+            </w:pPr>
+            <w:r>
+              <w:rPr>
+                <w:rFonts w:ascii="Calibri" w:hAnsi="Calibri" w:cs="Calibri"/>
+                <w:sz w:val="22"/>
+                <w:szCs w:val="22"/>
+              </w:rPr>
+              <w:t>[Completar]</w:t>
             </w:r>
           </w:p>
         </w:tc>
@@ -2400,17 +2819,17 @@
               <w:spacing w:after="40"/>
               <w:rPr>
                 <w:rFonts w:ascii="Calibri" w:hAnsi="Calibri" w:cs="Calibri"/>
-                <w:sz w:val="20"/>
-                <w:szCs w:val="20"/>
-              </w:rPr>
-            </w:pPr>
-            <w:r>
-              <w:rPr>
-                <w:rFonts w:ascii="Calibri" w:hAnsi="Calibri" w:cs="Calibri"/>
-                <w:sz w:val="20"/>
-                <w:szCs w:val="20"/>
-              </w:rPr>
-              <w:t xml:space="preserve">[Completar]</w:t>
+                <w:sz w:val="22"/>
+                <w:szCs w:val="22"/>
+              </w:rPr>
+            </w:pPr>
+            <w:r>
+              <w:rPr>
+                <w:rFonts w:ascii="Calibri" w:hAnsi="Calibri" w:cs="Calibri"/>
+                <w:sz w:val="22"/>
+                <w:szCs w:val="22"/>
+              </w:rPr>
+              <w:t>[Completar]</w:t>
             </w:r>
           </w:p>
         </w:tc>
@@ -2424,17 +2843,17 @@
               <w:spacing w:after="40"/>
               <w:rPr>
                 <w:rFonts w:ascii="Calibri" w:hAnsi="Calibri" w:cs="Calibri"/>
-                <w:sz w:val="20"/>
-                <w:szCs w:val="20"/>
-              </w:rPr>
-            </w:pPr>
-            <w:r>
-              <w:rPr>
-                <w:rFonts w:ascii="Calibri" w:hAnsi="Calibri" w:cs="Calibri"/>
-                <w:sz w:val="20"/>
-                <w:szCs w:val="20"/>
-              </w:rPr>
-              <w:t xml:space="preserve">[Completar]</w:t>
+                <w:sz w:val="22"/>
+                <w:szCs w:val="22"/>
+              </w:rPr>
+            </w:pPr>
+            <w:r>
+              <w:rPr>
+                <w:rFonts w:ascii="Calibri" w:hAnsi="Calibri" w:cs="Calibri"/>
+                <w:sz w:val="22"/>
+                <w:szCs w:val="22"/>
+              </w:rPr>
+              <w:t>[Completar]</w:t>
             </w:r>
           </w:p>
         </w:tc>
@@ -2453,17 +2872,17 @@
               <w:spacing w:after="40"/>
               <w:rPr>
                 <w:rFonts w:ascii="Calibri" w:hAnsi="Calibri" w:cs="Calibri"/>
-                <w:sz w:val="20"/>
-                <w:szCs w:val="20"/>
-              </w:rPr>
-            </w:pPr>
-            <w:r>
-              <w:rPr>
-                <w:rFonts w:ascii="Calibri" w:hAnsi="Calibri" w:cs="Calibri"/>
-                <w:sz w:val="20"/>
-                <w:szCs w:val="20"/>
-              </w:rPr>
-              <w:t xml:space="preserve">[Completar]</w:t>
+                <w:sz w:val="22"/>
+                <w:szCs w:val="22"/>
+              </w:rPr>
+            </w:pPr>
+            <w:r>
+              <w:rPr>
+                <w:rFonts w:ascii="Calibri" w:hAnsi="Calibri" w:cs="Calibri"/>
+                <w:sz w:val="22"/>
+                <w:szCs w:val="22"/>
+              </w:rPr>
+              <w:t>[Completar]</w:t>
             </w:r>
           </w:p>
         </w:tc>
@@ -2477,17 +2896,17 @@
               <w:spacing w:after="40"/>
               <w:rPr>
                 <w:rFonts w:ascii="Calibri" w:hAnsi="Calibri" w:cs="Calibri"/>
-                <w:sz w:val="20"/>
-                <w:szCs w:val="20"/>
-              </w:rPr>
-            </w:pPr>
-            <w:r>
-              <w:rPr>
-                <w:rFonts w:ascii="Calibri" w:hAnsi="Calibri" w:cs="Calibri"/>
-                <w:sz w:val="20"/>
-                <w:szCs w:val="20"/>
-              </w:rPr>
-              <w:t xml:space="preserve">[Completar]</w:t>
+                <w:sz w:val="22"/>
+                <w:szCs w:val="22"/>
+              </w:rPr>
+            </w:pPr>
+            <w:r>
+              <w:rPr>
+                <w:rFonts w:ascii="Calibri" w:hAnsi="Calibri" w:cs="Calibri"/>
+                <w:sz w:val="22"/>
+                <w:szCs w:val="22"/>
+              </w:rPr>
+              <w:t>[Completar]</w:t>
             </w:r>
           </w:p>
         </w:tc>
@@ -2501,17 +2920,17 @@
               <w:spacing w:after="40"/>
               <w:rPr>
                 <w:rFonts w:ascii="Calibri" w:hAnsi="Calibri" w:cs="Calibri"/>
-                <w:sz w:val="20"/>
-                <w:szCs w:val="20"/>
-              </w:rPr>
-            </w:pPr>
-            <w:r>
-              <w:rPr>
-                <w:rFonts w:ascii="Calibri" w:hAnsi="Calibri" w:cs="Calibri"/>
-                <w:sz w:val="20"/>
-                <w:szCs w:val="20"/>
-              </w:rPr>
-              <w:t xml:space="preserve">[Completar]</w:t>
+                <w:sz w:val="22"/>
+                <w:szCs w:val="22"/>
+              </w:rPr>
+            </w:pPr>
+            <w:r>
+              <w:rPr>
+                <w:rFonts w:ascii="Calibri" w:hAnsi="Calibri" w:cs="Calibri"/>
+                <w:sz w:val="22"/>
+                <w:szCs w:val="22"/>
+              </w:rPr>
+              <w:t>[Completar]</w:t>
             </w:r>
           </w:p>
         </w:tc>
@@ -2530,17 +2949,17 @@
               <w:spacing w:after="40"/>
               <w:rPr>
                 <w:rFonts w:ascii="Calibri" w:hAnsi="Calibri" w:cs="Calibri"/>
-                <w:sz w:val="20"/>
-                <w:szCs w:val="20"/>
-              </w:rPr>
-            </w:pPr>
-            <w:r>
-              <w:rPr>
-                <w:rFonts w:ascii="Calibri" w:hAnsi="Calibri" w:cs="Calibri"/>
-                <w:sz w:val="20"/>
-                <w:szCs w:val="20"/>
-              </w:rPr>
-              <w:t xml:space="preserve">[Completar]</w:t>
+                <w:sz w:val="22"/>
+                <w:szCs w:val="22"/>
+              </w:rPr>
+            </w:pPr>
+            <w:r>
+              <w:rPr>
+                <w:rFonts w:ascii="Calibri" w:hAnsi="Calibri" w:cs="Calibri"/>
+                <w:sz w:val="22"/>
+                <w:szCs w:val="22"/>
+              </w:rPr>
+              <w:t>[Completar]</w:t>
             </w:r>
           </w:p>
         </w:tc>
@@ -2554,17 +2973,17 @@
               <w:spacing w:after="40"/>
               <w:rPr>
                 <w:rFonts w:ascii="Calibri" w:hAnsi="Calibri" w:cs="Calibri"/>
-                <w:sz w:val="20"/>
-                <w:szCs w:val="20"/>
-              </w:rPr>
-            </w:pPr>
-            <w:r>
-              <w:rPr>
-                <w:rFonts w:ascii="Calibri" w:hAnsi="Calibri" w:cs="Calibri"/>
-                <w:sz w:val="20"/>
-                <w:szCs w:val="20"/>
-              </w:rPr>
-              <w:t xml:space="preserve">[Completar]</w:t>
+                <w:sz w:val="22"/>
+                <w:szCs w:val="22"/>
+              </w:rPr>
+            </w:pPr>
+            <w:r>
+              <w:rPr>
+                <w:rFonts w:ascii="Calibri" w:hAnsi="Calibri" w:cs="Calibri"/>
+                <w:sz w:val="22"/>
+                <w:szCs w:val="22"/>
+              </w:rPr>
+              <w:t>[Completar]</w:t>
             </w:r>
           </w:p>
         </w:tc>
@@ -2578,17 +2997,17 @@
               <w:spacing w:after="40"/>
               <w:rPr>
                 <w:rFonts w:ascii="Calibri" w:hAnsi="Calibri" w:cs="Calibri"/>
-                <w:sz w:val="20"/>
-                <w:szCs w:val="20"/>
-              </w:rPr>
-            </w:pPr>
-            <w:r>
-              <w:rPr>
-                <w:rFonts w:ascii="Calibri" w:hAnsi="Calibri" w:cs="Calibri"/>
-                <w:sz w:val="20"/>
-                <w:szCs w:val="20"/>
-              </w:rPr>
-              <w:t xml:space="preserve">[Completar]</w:t>
+                <w:sz w:val="22"/>
+                <w:szCs w:val="22"/>
+              </w:rPr>
+            </w:pPr>
+            <w:r>
+              <w:rPr>
+                <w:rFonts w:ascii="Calibri" w:hAnsi="Calibri" w:cs="Calibri"/>
+                <w:sz w:val="22"/>
+                <w:szCs w:val="22"/>
+              </w:rPr>
+              <w:t>[Completar]</w:t>
             </w:r>
           </w:p>
         </w:tc>
@@ -2599,8 +3018,8 @@
         <w:jc w:val="both"/>
         <w:rPr>
           <w:rFonts w:ascii="Calibri" w:hAnsi="Calibri" w:cs="Calibri"/>
-          <w:sz w:val="20"/>
-          <w:szCs w:val="20"/>
+          <w:sz w:val="22"/>
+          <w:szCs w:val="22"/>
         </w:rPr>
       </w:pPr>
     </w:p>
@@ -2612,31 +3031,31 @@
           <w:rFonts w:ascii="Calibri" w:hAnsi="Calibri" w:cs="Calibri"/>
         </w:rPr>
       </w:pPr>
-      <w:bookmarkStart w:id="9107" w:name="_Toc9209107"/>
+      <w:bookmarkStart w:id="6" w:name="_Toc9209107"/>
       <w:r>
         <w:rPr>
           <w:rFonts w:ascii="Calibri" w:hAnsi="Calibri" w:cs="Calibri"/>
         </w:rPr>
-        <w:t xml:space="preserve">7. Acciones de mejora</w:t>
+        <w:t>7. Acciones de mejora</w:t>
       </w:r>
-      <w:bookmarkEnd w:id="9107"/>
+      <w:bookmarkEnd w:id="6"/>
     </w:p>
     <w:p>
       <w:pPr>
         <w:jc w:val="both"/>
         <w:rPr>
           <w:rFonts w:ascii="Calibri" w:hAnsi="Calibri" w:cs="Calibri"/>
-          <w:sz w:val="20"/>
-          <w:szCs w:val="20"/>
+          <w:sz w:val="22"/>
+          <w:szCs w:val="22"/>
         </w:rPr>
       </w:pPr>
       <w:r>
         <w:rPr>
           <w:rFonts w:ascii="Calibri" w:hAnsi="Calibri" w:cs="Calibri"/>
-          <w:sz w:val="20"/>
-          <w:szCs w:val="20"/>
-        </w:rPr>
-        <w:t xml:space="preserve">Acciones concretas que el equipo aplicará en el Sprint siguiente.</w:t>
+          <w:sz w:val="22"/>
+          <w:szCs w:val="22"/>
+        </w:rPr>
+        <w:t>Acciones concretas que el equipo aplicará en el Sprint siguiente.</w:t>
       </w:r>
     </w:p>
     <w:tbl>
@@ -2676,8 +3095,8 @@
               <w:spacing w:after="40"/>
               <w:rPr>
                 <w:rFonts w:ascii="Calibri" w:hAnsi="Calibri" w:cs="Calibri"/>
-                <w:sz w:val="20"/>
-                <w:szCs w:val="20"/>
+                <w:sz w:val="22"/>
+                <w:szCs w:val="22"/>
               </w:rPr>
             </w:pPr>
             <w:r>
@@ -2685,10 +3104,10 @@
                 <w:rFonts w:ascii="Calibri" w:hAnsi="Calibri" w:cs="Calibri"/>
                 <w:b/>
                 <w:bCs/>
-                <w:sz w:val="20"/>
-                <w:szCs w:val="20"/>
-              </w:rPr>
-              <w:t xml:space="preserve">N°</w:t>
+                <w:sz w:val="22"/>
+                <w:szCs w:val="22"/>
+              </w:rPr>
+              <w:t>N°</w:t>
             </w:r>
           </w:p>
         </w:tc>
@@ -2703,8 +3122,8 @@
               <w:spacing w:after="40"/>
               <w:rPr>
                 <w:rFonts w:ascii="Calibri" w:hAnsi="Calibri" w:cs="Calibri"/>
-                <w:sz w:val="20"/>
-                <w:szCs w:val="20"/>
+                <w:sz w:val="22"/>
+                <w:szCs w:val="22"/>
               </w:rPr>
             </w:pPr>
             <w:r>
@@ -2712,10 +3131,10 @@
                 <w:rFonts w:ascii="Calibri" w:hAnsi="Calibri" w:cs="Calibri"/>
                 <w:b/>
                 <w:bCs/>
-                <w:sz w:val="20"/>
-                <w:szCs w:val="20"/>
-              </w:rPr>
-              <w:t xml:space="preserve">Acción</w:t>
+                <w:sz w:val="22"/>
+                <w:szCs w:val="22"/>
+              </w:rPr>
+              <w:t>Acción</w:t>
             </w:r>
           </w:p>
         </w:tc>
@@ -2730,8 +3149,8 @@
               <w:spacing w:after="40"/>
               <w:rPr>
                 <w:rFonts w:ascii="Calibri" w:hAnsi="Calibri" w:cs="Calibri"/>
-                <w:sz w:val="20"/>
-                <w:szCs w:val="20"/>
+                <w:sz w:val="22"/>
+                <w:szCs w:val="22"/>
               </w:rPr>
             </w:pPr>
             <w:r>
@@ -2739,10 +3158,10 @@
                 <w:rFonts w:ascii="Calibri" w:hAnsi="Calibri" w:cs="Calibri"/>
                 <w:b/>
                 <w:bCs/>
-                <w:sz w:val="20"/>
-                <w:szCs w:val="20"/>
-              </w:rPr>
-              <w:t xml:space="preserve">Responsable</w:t>
+                <w:sz w:val="22"/>
+                <w:szCs w:val="22"/>
+              </w:rPr>
+              <w:t>Responsable</w:t>
             </w:r>
           </w:p>
         </w:tc>
@@ -2757,8 +3176,8 @@
               <w:spacing w:after="40"/>
               <w:rPr>
                 <w:rFonts w:ascii="Calibri" w:hAnsi="Calibri" w:cs="Calibri"/>
-                <w:sz w:val="20"/>
-                <w:szCs w:val="20"/>
+                <w:sz w:val="22"/>
+                <w:szCs w:val="22"/>
               </w:rPr>
             </w:pPr>
             <w:r>
@@ -2766,10 +3185,10 @@
                 <w:rFonts w:ascii="Calibri" w:hAnsi="Calibri" w:cs="Calibri"/>
                 <w:b/>
                 <w:bCs/>
-                <w:sz w:val="20"/>
-                <w:szCs w:val="20"/>
-              </w:rPr>
-              <w:t xml:space="preserve">Plazo</w:t>
+                <w:sz w:val="22"/>
+                <w:szCs w:val="22"/>
+              </w:rPr>
+              <w:t>Plazo</w:t>
             </w:r>
           </w:p>
         </w:tc>
@@ -2784,8 +3203,8 @@
               <w:spacing w:after="40"/>
               <w:rPr>
                 <w:rFonts w:ascii="Calibri" w:hAnsi="Calibri" w:cs="Calibri"/>
-                <w:sz w:val="20"/>
-                <w:szCs w:val="20"/>
+                <w:sz w:val="22"/>
+                <w:szCs w:val="22"/>
               </w:rPr>
             </w:pPr>
             <w:r>
@@ -2793,10 +3212,10 @@
                 <w:rFonts w:ascii="Calibri" w:hAnsi="Calibri" w:cs="Calibri"/>
                 <w:b/>
                 <w:bCs/>
-                <w:sz w:val="20"/>
-                <w:szCs w:val="20"/>
-              </w:rPr>
-              <w:t xml:space="preserve">Estado</w:t>
+                <w:sz w:val="22"/>
+                <w:szCs w:val="22"/>
+              </w:rPr>
+              <w:t>Estado</w:t>
             </w:r>
           </w:p>
         </w:tc>
@@ -2815,17 +3234,17 @@
               <w:spacing w:after="40"/>
               <w:rPr>
                 <w:rFonts w:ascii="Calibri" w:hAnsi="Calibri" w:cs="Calibri"/>
-                <w:sz w:val="20"/>
-                <w:szCs w:val="20"/>
-              </w:rPr>
-            </w:pPr>
-            <w:r>
-              <w:rPr>
-                <w:rFonts w:ascii="Calibri" w:hAnsi="Calibri" w:cs="Calibri"/>
-                <w:sz w:val="20"/>
-                <w:szCs w:val="20"/>
-              </w:rPr>
-              <w:t xml:space="preserve">1</w:t>
+                <w:sz w:val="22"/>
+                <w:szCs w:val="22"/>
+              </w:rPr>
+            </w:pPr>
+            <w:r>
+              <w:rPr>
+                <w:rFonts w:ascii="Calibri" w:hAnsi="Calibri" w:cs="Calibri"/>
+                <w:sz w:val="22"/>
+                <w:szCs w:val="22"/>
+              </w:rPr>
+              <w:t>1</w:t>
             </w:r>
           </w:p>
         </w:tc>
@@ -2839,17 +3258,17 @@
               <w:spacing w:after="40"/>
               <w:rPr>
                 <w:rFonts w:ascii="Calibri" w:hAnsi="Calibri" w:cs="Calibri"/>
-                <w:sz w:val="20"/>
-                <w:szCs w:val="20"/>
-              </w:rPr>
-            </w:pPr>
-            <w:r>
-              <w:rPr>
-                <w:rFonts w:ascii="Calibri" w:hAnsi="Calibri" w:cs="Calibri"/>
-                <w:sz w:val="20"/>
-                <w:szCs w:val="20"/>
-              </w:rPr>
-              <w:t xml:space="preserve">[Acción concreta]</w:t>
+                <w:sz w:val="22"/>
+                <w:szCs w:val="22"/>
+              </w:rPr>
+            </w:pPr>
+            <w:r>
+              <w:rPr>
+                <w:rFonts w:ascii="Calibri" w:hAnsi="Calibri" w:cs="Calibri"/>
+                <w:sz w:val="22"/>
+                <w:szCs w:val="22"/>
+              </w:rPr>
+              <w:t>[Acción concreta]</w:t>
             </w:r>
           </w:p>
         </w:tc>
@@ -2863,17 +3282,17 @@
               <w:spacing w:after="40"/>
               <w:rPr>
                 <w:rFonts w:ascii="Calibri" w:hAnsi="Calibri" w:cs="Calibri"/>
-                <w:sz w:val="20"/>
-                <w:szCs w:val="20"/>
-              </w:rPr>
-            </w:pPr>
-            <w:r>
-              <w:rPr>
-                <w:rFonts w:ascii="Calibri" w:hAnsi="Calibri" w:cs="Calibri"/>
-                <w:sz w:val="20"/>
-                <w:szCs w:val="20"/>
-              </w:rPr>
-              <w:t xml:space="preserve">[Integrante]</w:t>
+                <w:sz w:val="22"/>
+                <w:szCs w:val="22"/>
+              </w:rPr>
+            </w:pPr>
+            <w:r>
+              <w:rPr>
+                <w:rFonts w:ascii="Calibri" w:hAnsi="Calibri" w:cs="Calibri"/>
+                <w:sz w:val="22"/>
+                <w:szCs w:val="22"/>
+              </w:rPr>
+              <w:t>[Integrante]</w:t>
             </w:r>
           </w:p>
         </w:tc>
@@ -2887,17 +3306,17 @@
               <w:spacing w:after="40"/>
               <w:rPr>
                 <w:rFonts w:ascii="Calibri" w:hAnsi="Calibri" w:cs="Calibri"/>
-                <w:sz w:val="20"/>
-                <w:szCs w:val="20"/>
-              </w:rPr>
-            </w:pPr>
-            <w:r>
-              <w:rPr>
-                <w:rFonts w:ascii="Calibri" w:hAnsi="Calibri" w:cs="Calibri"/>
-                <w:sz w:val="20"/>
-                <w:szCs w:val="20"/>
-              </w:rPr>
-              <w:t xml:space="preserve">[Sprint o fecha]</w:t>
+                <w:sz w:val="22"/>
+                <w:szCs w:val="22"/>
+              </w:rPr>
+            </w:pPr>
+            <w:r>
+              <w:rPr>
+                <w:rFonts w:ascii="Calibri" w:hAnsi="Calibri" w:cs="Calibri"/>
+                <w:sz w:val="22"/>
+                <w:szCs w:val="22"/>
+              </w:rPr>
+              <w:t>[Sprint o fecha]</w:t>
             </w:r>
           </w:p>
         </w:tc>
@@ -2911,17 +3330,17 @@
               <w:spacing w:after="40"/>
               <w:rPr>
                 <w:rFonts w:ascii="Calibri" w:hAnsi="Calibri" w:cs="Calibri"/>
-                <w:sz w:val="20"/>
-                <w:szCs w:val="20"/>
-              </w:rPr>
-            </w:pPr>
-            <w:r>
-              <w:rPr>
-                <w:rFonts w:ascii="Calibri" w:hAnsi="Calibri" w:cs="Calibri"/>
-                <w:sz w:val="20"/>
-                <w:szCs w:val="20"/>
-              </w:rPr>
-              <w:t xml:space="preserve">Pendiente</w:t>
+                <w:sz w:val="22"/>
+                <w:szCs w:val="22"/>
+              </w:rPr>
+            </w:pPr>
+            <w:r>
+              <w:rPr>
+                <w:rFonts w:ascii="Calibri" w:hAnsi="Calibri" w:cs="Calibri"/>
+                <w:sz w:val="22"/>
+                <w:szCs w:val="22"/>
+              </w:rPr>
+              <w:t>Pendiente</w:t>
             </w:r>
           </w:p>
         </w:tc>
@@ -2940,17 +3359,17 @@
               <w:spacing w:after="40"/>
               <w:rPr>
                 <w:rFonts w:ascii="Calibri" w:hAnsi="Calibri" w:cs="Calibri"/>
-                <w:sz w:val="20"/>
-                <w:szCs w:val="20"/>
-              </w:rPr>
-            </w:pPr>
-            <w:r>
-              <w:rPr>
-                <w:rFonts w:ascii="Calibri" w:hAnsi="Calibri" w:cs="Calibri"/>
-                <w:sz w:val="20"/>
-                <w:szCs w:val="20"/>
-              </w:rPr>
-              <w:t xml:space="preserve">2</w:t>
+                <w:sz w:val="22"/>
+                <w:szCs w:val="22"/>
+              </w:rPr>
+            </w:pPr>
+            <w:r>
+              <w:rPr>
+                <w:rFonts w:ascii="Calibri" w:hAnsi="Calibri" w:cs="Calibri"/>
+                <w:sz w:val="22"/>
+                <w:szCs w:val="22"/>
+              </w:rPr>
+              <w:t>2</w:t>
             </w:r>
           </w:p>
         </w:tc>
@@ -2964,17 +3383,17 @@
               <w:spacing w:after="40"/>
               <w:rPr>
                 <w:rFonts w:ascii="Calibri" w:hAnsi="Calibri" w:cs="Calibri"/>
-                <w:sz w:val="20"/>
-                <w:szCs w:val="20"/>
-              </w:rPr>
-            </w:pPr>
-            <w:r>
-              <w:rPr>
-                <w:rFonts w:ascii="Calibri" w:hAnsi="Calibri" w:cs="Calibri"/>
-                <w:sz w:val="20"/>
-                <w:szCs w:val="20"/>
-              </w:rPr>
-              <w:t xml:space="preserve">[Acción concreta]</w:t>
+                <w:sz w:val="22"/>
+                <w:szCs w:val="22"/>
+              </w:rPr>
+            </w:pPr>
+            <w:r>
+              <w:rPr>
+                <w:rFonts w:ascii="Calibri" w:hAnsi="Calibri" w:cs="Calibri"/>
+                <w:sz w:val="22"/>
+                <w:szCs w:val="22"/>
+              </w:rPr>
+              <w:t>[Acción concreta]</w:t>
             </w:r>
           </w:p>
         </w:tc>
@@ -2988,17 +3407,17 @@
               <w:spacing w:after="40"/>
               <w:rPr>
                 <w:rFonts w:ascii="Calibri" w:hAnsi="Calibri" w:cs="Calibri"/>
-                <w:sz w:val="20"/>
-                <w:szCs w:val="20"/>
-              </w:rPr>
-            </w:pPr>
-            <w:r>
-              <w:rPr>
-                <w:rFonts w:ascii="Calibri" w:hAnsi="Calibri" w:cs="Calibri"/>
-                <w:sz w:val="20"/>
-                <w:szCs w:val="20"/>
-              </w:rPr>
-              <w:t xml:space="preserve">[Integrante]</w:t>
+                <w:sz w:val="22"/>
+                <w:szCs w:val="22"/>
+              </w:rPr>
+            </w:pPr>
+            <w:r>
+              <w:rPr>
+                <w:rFonts w:ascii="Calibri" w:hAnsi="Calibri" w:cs="Calibri"/>
+                <w:sz w:val="22"/>
+                <w:szCs w:val="22"/>
+              </w:rPr>
+              <w:t>[Integrante]</w:t>
             </w:r>
           </w:p>
         </w:tc>
@@ -3012,17 +3431,17 @@
               <w:spacing w:after="40"/>
               <w:rPr>
                 <w:rFonts w:ascii="Calibri" w:hAnsi="Calibri" w:cs="Calibri"/>
-                <w:sz w:val="20"/>
-                <w:szCs w:val="20"/>
-              </w:rPr>
-            </w:pPr>
-            <w:r>
-              <w:rPr>
-                <w:rFonts w:ascii="Calibri" w:hAnsi="Calibri" w:cs="Calibri"/>
-                <w:sz w:val="20"/>
-                <w:szCs w:val="20"/>
-              </w:rPr>
-              <w:t xml:space="preserve">[Sprint o fecha]</w:t>
+                <w:sz w:val="22"/>
+                <w:szCs w:val="22"/>
+              </w:rPr>
+            </w:pPr>
+            <w:r>
+              <w:rPr>
+                <w:rFonts w:ascii="Calibri" w:hAnsi="Calibri" w:cs="Calibri"/>
+                <w:sz w:val="22"/>
+                <w:szCs w:val="22"/>
+              </w:rPr>
+              <w:t>[Sprint o fecha]</w:t>
             </w:r>
           </w:p>
         </w:tc>
@@ -3036,17 +3455,17 @@
               <w:spacing w:after="40"/>
               <w:rPr>
                 <w:rFonts w:ascii="Calibri" w:hAnsi="Calibri" w:cs="Calibri"/>
-                <w:sz w:val="20"/>
-                <w:szCs w:val="20"/>
-              </w:rPr>
-            </w:pPr>
-            <w:r>
-              <w:rPr>
-                <w:rFonts w:ascii="Calibri" w:hAnsi="Calibri" w:cs="Calibri"/>
-                <w:sz w:val="20"/>
-                <w:szCs w:val="20"/>
-              </w:rPr>
-              <w:t xml:space="preserve">Pendiente</w:t>
+                <w:sz w:val="22"/>
+                <w:szCs w:val="22"/>
+              </w:rPr>
+            </w:pPr>
+            <w:r>
+              <w:rPr>
+                <w:rFonts w:ascii="Calibri" w:hAnsi="Calibri" w:cs="Calibri"/>
+                <w:sz w:val="22"/>
+                <w:szCs w:val="22"/>
+              </w:rPr>
+              <w:t>Pendiente</w:t>
             </w:r>
           </w:p>
         </w:tc>
@@ -3065,17 +3484,17 @@
               <w:spacing w:after="40"/>
               <w:rPr>
                 <w:rFonts w:ascii="Calibri" w:hAnsi="Calibri" w:cs="Calibri"/>
-                <w:sz w:val="20"/>
-                <w:szCs w:val="20"/>
-              </w:rPr>
-            </w:pPr>
-            <w:r>
-              <w:rPr>
-                <w:rFonts w:ascii="Calibri" w:hAnsi="Calibri" w:cs="Calibri"/>
-                <w:sz w:val="20"/>
-                <w:szCs w:val="20"/>
-              </w:rPr>
-              <w:t xml:space="preserve">3</w:t>
+                <w:sz w:val="22"/>
+                <w:szCs w:val="22"/>
+              </w:rPr>
+            </w:pPr>
+            <w:r>
+              <w:rPr>
+                <w:rFonts w:ascii="Calibri" w:hAnsi="Calibri" w:cs="Calibri"/>
+                <w:sz w:val="22"/>
+                <w:szCs w:val="22"/>
+              </w:rPr>
+              <w:t>3</w:t>
             </w:r>
           </w:p>
         </w:tc>
@@ -3089,17 +3508,17 @@
               <w:spacing w:after="40"/>
               <w:rPr>
                 <w:rFonts w:ascii="Calibri" w:hAnsi="Calibri" w:cs="Calibri"/>
-                <w:sz w:val="20"/>
-                <w:szCs w:val="20"/>
-              </w:rPr>
-            </w:pPr>
-            <w:r>
-              <w:rPr>
-                <w:rFonts w:ascii="Calibri" w:hAnsi="Calibri" w:cs="Calibri"/>
-                <w:sz w:val="20"/>
-                <w:szCs w:val="20"/>
-              </w:rPr>
-              <w:t xml:space="preserve">[Acción concreta]</w:t>
+                <w:sz w:val="22"/>
+                <w:szCs w:val="22"/>
+              </w:rPr>
+            </w:pPr>
+            <w:r>
+              <w:rPr>
+                <w:rFonts w:ascii="Calibri" w:hAnsi="Calibri" w:cs="Calibri"/>
+                <w:sz w:val="22"/>
+                <w:szCs w:val="22"/>
+              </w:rPr>
+              <w:t>[Acción concreta]</w:t>
             </w:r>
           </w:p>
         </w:tc>
@@ -3113,17 +3532,17 @@
               <w:spacing w:after="40"/>
               <w:rPr>
                 <w:rFonts w:ascii="Calibri" w:hAnsi="Calibri" w:cs="Calibri"/>
-                <w:sz w:val="20"/>
-                <w:szCs w:val="20"/>
-              </w:rPr>
-            </w:pPr>
-            <w:r>
-              <w:rPr>
-                <w:rFonts w:ascii="Calibri" w:hAnsi="Calibri" w:cs="Calibri"/>
-                <w:sz w:val="20"/>
-                <w:szCs w:val="20"/>
-              </w:rPr>
-              <w:t xml:space="preserve">[Integrante]</w:t>
+                <w:sz w:val="22"/>
+                <w:szCs w:val="22"/>
+              </w:rPr>
+            </w:pPr>
+            <w:r>
+              <w:rPr>
+                <w:rFonts w:ascii="Calibri" w:hAnsi="Calibri" w:cs="Calibri"/>
+                <w:sz w:val="22"/>
+                <w:szCs w:val="22"/>
+              </w:rPr>
+              <w:t>[Integrante]</w:t>
             </w:r>
           </w:p>
         </w:tc>
@@ -3137,17 +3556,17 @@
               <w:spacing w:after="40"/>
               <w:rPr>
                 <w:rFonts w:ascii="Calibri" w:hAnsi="Calibri" w:cs="Calibri"/>
-                <w:sz w:val="20"/>
-                <w:szCs w:val="20"/>
-              </w:rPr>
-            </w:pPr>
-            <w:r>
-              <w:rPr>
-                <w:rFonts w:ascii="Calibri" w:hAnsi="Calibri" w:cs="Calibri"/>
-                <w:sz w:val="20"/>
-                <w:szCs w:val="20"/>
-              </w:rPr>
-              <w:t xml:space="preserve">[Sprint o fecha]</w:t>
+                <w:sz w:val="22"/>
+                <w:szCs w:val="22"/>
+              </w:rPr>
+            </w:pPr>
+            <w:r>
+              <w:rPr>
+                <w:rFonts w:ascii="Calibri" w:hAnsi="Calibri" w:cs="Calibri"/>
+                <w:sz w:val="22"/>
+                <w:szCs w:val="22"/>
+              </w:rPr>
+              <w:t>[Sprint o fecha]</w:t>
             </w:r>
           </w:p>
         </w:tc>
@@ -3161,17 +3580,17 @@
               <w:spacing w:after="40"/>
               <w:rPr>
                 <w:rFonts w:ascii="Calibri" w:hAnsi="Calibri" w:cs="Calibri"/>
-                <w:sz w:val="20"/>
-                <w:szCs w:val="20"/>
-              </w:rPr>
-            </w:pPr>
-            <w:r>
-              <w:rPr>
-                <w:rFonts w:ascii="Calibri" w:hAnsi="Calibri" w:cs="Calibri"/>
-                <w:sz w:val="20"/>
-                <w:szCs w:val="20"/>
-              </w:rPr>
-              <w:t xml:space="preserve">Pendiente</w:t>
+                <w:sz w:val="22"/>
+                <w:szCs w:val="22"/>
+              </w:rPr>
+            </w:pPr>
+            <w:r>
+              <w:rPr>
+                <w:rFonts w:ascii="Calibri" w:hAnsi="Calibri" w:cs="Calibri"/>
+                <w:sz w:val="22"/>
+                <w:szCs w:val="22"/>
+              </w:rPr>
+              <w:t>Pendiente</w:t>
             </w:r>
           </w:p>
         </w:tc>
@@ -3182,8 +3601,8 @@
         <w:jc w:val="both"/>
         <w:rPr>
           <w:rFonts w:ascii="Calibri" w:hAnsi="Calibri" w:cs="Calibri"/>
-          <w:sz w:val="20"/>
-          <w:szCs w:val="20"/>
+          <w:sz w:val="22"/>
+          <w:szCs w:val="22"/>
         </w:rPr>
       </w:pPr>
     </w:p>
@@ -3195,31 +3614,31 @@
           <w:rFonts w:ascii="Calibri" w:hAnsi="Calibri" w:cs="Calibri"/>
         </w:rPr>
       </w:pPr>
-      <w:bookmarkStart w:id="9108" w:name="_Toc9209108"/>
+      <w:bookmarkStart w:id="7" w:name="_Toc9209108"/>
       <w:r>
         <w:rPr>
           <w:rFonts w:ascii="Calibri" w:hAnsi="Calibri" w:cs="Calibri"/>
         </w:rPr>
-        <w:t xml:space="preserve">8. Seguimiento de la retrospectiva anterior</w:t>
+        <w:t>8. Seguimiento de la retrospectiva anterior</w:t>
       </w:r>
-      <w:bookmarkEnd w:id="9108"/>
+      <w:bookmarkEnd w:id="7"/>
     </w:p>
     <w:p>
       <w:pPr>
         <w:jc w:val="both"/>
         <w:rPr>
           <w:rFonts w:ascii="Calibri" w:hAnsi="Calibri" w:cs="Calibri"/>
-          <w:sz w:val="20"/>
-          <w:szCs w:val="20"/>
+          <w:sz w:val="22"/>
+          <w:szCs w:val="22"/>
         </w:rPr>
       </w:pPr>
       <w:r>
         <w:rPr>
           <w:rFonts w:ascii="Calibri" w:hAnsi="Calibri" w:cs="Calibri"/>
-          <w:sz w:val="20"/>
-          <w:szCs w:val="20"/>
-        </w:rPr>
-        <w:t xml:space="preserve">Estado de las acciones de mejora definidas en la retrospectiva del Sprint anterior. En la primera retrospectiva, esta sección no aplica.</w:t>
+          <w:sz w:val="22"/>
+          <w:szCs w:val="22"/>
+        </w:rPr>
+        <w:t>Estado de las acciones de mejora definidas en la retrospectiva del Sprint anterior. En la primera retrospectiva, esta sección no aplica.</w:t>
       </w:r>
     </w:p>
     <w:tbl>
@@ -3257,8 +3676,8 @@
               <w:spacing w:after="40"/>
               <w:rPr>
                 <w:rFonts w:ascii="Calibri" w:hAnsi="Calibri" w:cs="Calibri"/>
-                <w:sz w:val="20"/>
-                <w:szCs w:val="20"/>
+                <w:sz w:val="22"/>
+                <w:szCs w:val="22"/>
               </w:rPr>
             </w:pPr>
             <w:r>
@@ -3266,10 +3685,10 @@
                 <w:rFonts w:ascii="Calibri" w:hAnsi="Calibri" w:cs="Calibri"/>
                 <w:b/>
                 <w:bCs/>
-                <w:sz w:val="20"/>
-                <w:szCs w:val="20"/>
-              </w:rPr>
-              <w:t xml:space="preserve">Acción</w:t>
+                <w:sz w:val="22"/>
+                <w:szCs w:val="22"/>
+              </w:rPr>
+              <w:t>Acción</w:t>
             </w:r>
           </w:p>
         </w:tc>
@@ -3284,8 +3703,8 @@
               <w:spacing w:after="40"/>
               <w:rPr>
                 <w:rFonts w:ascii="Calibri" w:hAnsi="Calibri" w:cs="Calibri"/>
-                <w:sz w:val="20"/>
-                <w:szCs w:val="20"/>
+                <w:sz w:val="22"/>
+                <w:szCs w:val="22"/>
               </w:rPr>
             </w:pPr>
             <w:r>
@@ -3293,10 +3712,10 @@
                 <w:rFonts w:ascii="Calibri" w:hAnsi="Calibri" w:cs="Calibri"/>
                 <w:b/>
                 <w:bCs/>
-                <w:sz w:val="20"/>
-                <w:szCs w:val="20"/>
-              </w:rPr>
-              <w:t xml:space="preserve">Estado</w:t>
+                <w:sz w:val="22"/>
+                <w:szCs w:val="22"/>
+              </w:rPr>
+              <w:t>Estado</w:t>
             </w:r>
           </w:p>
         </w:tc>
@@ -3311,8 +3730,8 @@
               <w:spacing w:after="40"/>
               <w:rPr>
                 <w:rFonts w:ascii="Calibri" w:hAnsi="Calibri" w:cs="Calibri"/>
-                <w:sz w:val="20"/>
-                <w:szCs w:val="20"/>
+                <w:sz w:val="22"/>
+                <w:szCs w:val="22"/>
               </w:rPr>
             </w:pPr>
             <w:r>
@@ -3320,10 +3739,10 @@
                 <w:rFonts w:ascii="Calibri" w:hAnsi="Calibri" w:cs="Calibri"/>
                 <w:b/>
                 <w:bCs/>
-                <w:sz w:val="20"/>
-                <w:szCs w:val="20"/>
-              </w:rPr>
-              <w:t xml:space="preserve">Comentario</w:t>
+                <w:sz w:val="22"/>
+                <w:szCs w:val="22"/>
+              </w:rPr>
+              <w:t>Comentario</w:t>
             </w:r>
           </w:p>
         </w:tc>
@@ -3342,17 +3761,17 @@
               <w:spacing w:after="40"/>
               <w:rPr>
                 <w:rFonts w:ascii="Calibri" w:hAnsi="Calibri" w:cs="Calibri"/>
-                <w:sz w:val="20"/>
-                <w:szCs w:val="20"/>
-              </w:rPr>
-            </w:pPr>
-            <w:r>
-              <w:rPr>
-                <w:rFonts w:ascii="Calibri" w:hAnsi="Calibri" w:cs="Calibri"/>
-                <w:sz w:val="20"/>
-                <w:szCs w:val="20"/>
-              </w:rPr>
-              <w:t xml:space="preserve">[Acción de la retrospectiva anterior]</w:t>
+                <w:sz w:val="22"/>
+                <w:szCs w:val="22"/>
+              </w:rPr>
+            </w:pPr>
+            <w:r>
+              <w:rPr>
+                <w:rFonts w:ascii="Calibri" w:hAnsi="Calibri" w:cs="Calibri"/>
+                <w:sz w:val="22"/>
+                <w:szCs w:val="22"/>
+              </w:rPr>
+              <w:t>[Acción de la retrospectiva anterior]</w:t>
             </w:r>
           </w:p>
         </w:tc>
@@ -3366,17 +3785,17 @@
               <w:spacing w:after="40"/>
               <w:rPr>
                 <w:rFonts w:ascii="Calibri" w:hAnsi="Calibri" w:cs="Calibri"/>
-                <w:sz w:val="20"/>
-                <w:szCs w:val="20"/>
-              </w:rPr>
-            </w:pPr>
-            <w:r>
-              <w:rPr>
-                <w:rFonts w:ascii="Calibri" w:hAnsi="Calibri" w:cs="Calibri"/>
-                <w:sz w:val="20"/>
-                <w:szCs w:val="20"/>
-              </w:rPr>
-              <w:t xml:space="preserve">[Cumplida / En curso / No cumplida]</w:t>
+                <w:sz w:val="22"/>
+                <w:szCs w:val="22"/>
+              </w:rPr>
+            </w:pPr>
+            <w:r>
+              <w:rPr>
+                <w:rFonts w:ascii="Calibri" w:hAnsi="Calibri" w:cs="Calibri"/>
+                <w:sz w:val="22"/>
+                <w:szCs w:val="22"/>
+              </w:rPr>
+              <w:t>[Cumplida / En curso / No cumplida]</w:t>
             </w:r>
           </w:p>
         </w:tc>
@@ -3390,17 +3809,17 @@
               <w:spacing w:after="40"/>
               <w:rPr>
                 <w:rFonts w:ascii="Calibri" w:hAnsi="Calibri" w:cs="Calibri"/>
-                <w:sz w:val="20"/>
-                <w:szCs w:val="20"/>
-              </w:rPr>
-            </w:pPr>
-            <w:r>
-              <w:rPr>
-                <w:rFonts w:ascii="Calibri" w:hAnsi="Calibri" w:cs="Calibri"/>
-                <w:sz w:val="20"/>
-                <w:szCs w:val="20"/>
-              </w:rPr>
-              <w:t xml:space="preserve">[Completar]</w:t>
+                <w:sz w:val="22"/>
+                <w:szCs w:val="22"/>
+              </w:rPr>
+            </w:pPr>
+            <w:r>
+              <w:rPr>
+                <w:rFonts w:ascii="Calibri" w:hAnsi="Calibri" w:cs="Calibri"/>
+                <w:sz w:val="22"/>
+                <w:szCs w:val="22"/>
+              </w:rPr>
+              <w:t>[Completar]</w:t>
             </w:r>
           </w:p>
         </w:tc>
@@ -3419,17 +3838,17 @@
               <w:spacing w:after="40"/>
               <w:rPr>
                 <w:rFonts w:ascii="Calibri" w:hAnsi="Calibri" w:cs="Calibri"/>
-                <w:sz w:val="20"/>
-                <w:szCs w:val="20"/>
-              </w:rPr>
-            </w:pPr>
-            <w:r>
-              <w:rPr>
-                <w:rFonts w:ascii="Calibri" w:hAnsi="Calibri" w:cs="Calibri"/>
-                <w:sz w:val="20"/>
-                <w:szCs w:val="20"/>
-              </w:rPr>
-              <w:t xml:space="preserve">[Acción de la retrospectiva anterior]</w:t>
+                <w:sz w:val="22"/>
+                <w:szCs w:val="22"/>
+              </w:rPr>
+            </w:pPr>
+            <w:r>
+              <w:rPr>
+                <w:rFonts w:ascii="Calibri" w:hAnsi="Calibri" w:cs="Calibri"/>
+                <w:sz w:val="22"/>
+                <w:szCs w:val="22"/>
+              </w:rPr>
+              <w:t>[Acción de la retrospectiva anterior]</w:t>
             </w:r>
           </w:p>
         </w:tc>
@@ -3443,17 +3862,17 @@
               <w:spacing w:after="40"/>
               <w:rPr>
                 <w:rFonts w:ascii="Calibri" w:hAnsi="Calibri" w:cs="Calibri"/>
-                <w:sz w:val="20"/>
-                <w:szCs w:val="20"/>
-              </w:rPr>
-            </w:pPr>
-            <w:r>
-              <w:rPr>
-                <w:rFonts w:ascii="Calibri" w:hAnsi="Calibri" w:cs="Calibri"/>
-                <w:sz w:val="20"/>
-                <w:szCs w:val="20"/>
-              </w:rPr>
-              <w:t xml:space="preserve">[Cumplida / En curso / No cumplida]</w:t>
+                <w:sz w:val="22"/>
+                <w:szCs w:val="22"/>
+              </w:rPr>
+            </w:pPr>
+            <w:r>
+              <w:rPr>
+                <w:rFonts w:ascii="Calibri" w:hAnsi="Calibri" w:cs="Calibri"/>
+                <w:sz w:val="22"/>
+                <w:szCs w:val="22"/>
+              </w:rPr>
+              <w:t>[Cumplida / En curso / No cumplida]</w:t>
             </w:r>
           </w:p>
         </w:tc>
@@ -3467,17 +3886,17 @@
               <w:spacing w:after="40"/>
               <w:rPr>
                 <w:rFonts w:ascii="Calibri" w:hAnsi="Calibri" w:cs="Calibri"/>
-                <w:sz w:val="20"/>
-                <w:szCs w:val="20"/>
-              </w:rPr>
-            </w:pPr>
-            <w:r>
-              <w:rPr>
-                <w:rFonts w:ascii="Calibri" w:hAnsi="Calibri" w:cs="Calibri"/>
-                <w:sz w:val="20"/>
-                <w:szCs w:val="20"/>
-              </w:rPr>
-              <w:t xml:space="preserve">[Completar]</w:t>
+                <w:sz w:val="22"/>
+                <w:szCs w:val="22"/>
+              </w:rPr>
+            </w:pPr>
+            <w:r>
+              <w:rPr>
+                <w:rFonts w:ascii="Calibri" w:hAnsi="Calibri" w:cs="Calibri"/>
+                <w:sz w:val="22"/>
+                <w:szCs w:val="22"/>
+              </w:rPr>
+              <w:t>[Completar]</w:t>
             </w:r>
           </w:p>
         </w:tc>
@@ -3488,8 +3907,8 @@
         <w:jc w:val="both"/>
         <w:rPr>
           <w:rFonts w:ascii="Calibri" w:hAnsi="Calibri" w:cs="Calibri"/>
-          <w:sz w:val="20"/>
-          <w:szCs w:val="20"/>
+          <w:sz w:val="22"/>
+          <w:szCs w:val="22"/>
         </w:rPr>
       </w:pPr>
     </w:p>
@@ -3501,31 +3920,31 @@
           <w:rFonts w:ascii="Calibri" w:hAnsi="Calibri" w:cs="Calibri"/>
         </w:rPr>
       </w:pPr>
-      <w:bookmarkStart w:id="9109" w:name="_Toc9209109"/>
+      <w:bookmarkStart w:id="8" w:name="_Toc9209109"/>
       <w:r>
         <w:rPr>
           <w:rFonts w:ascii="Calibri" w:hAnsi="Calibri" w:cs="Calibri"/>
         </w:rPr>
-        <w:t xml:space="preserve">9. Ajustes a la Definition of Done</w:t>
+        <w:t>9. Ajustes a la Definition of Done</w:t>
       </w:r>
-      <w:bookmarkEnd w:id="9109"/>
+      <w:bookmarkEnd w:id="8"/>
     </w:p>
     <w:p>
       <w:pPr>
         <w:jc w:val="both"/>
         <w:rPr>
           <w:rFonts w:ascii="Calibri" w:hAnsi="Calibri" w:cs="Calibri"/>
-          <w:sz w:val="20"/>
-          <w:szCs w:val="20"/>
+          <w:sz w:val="22"/>
+          <w:szCs w:val="22"/>
         </w:rPr>
       </w:pPr>
       <w:r>
         <w:rPr>
           <w:rFonts w:ascii="Calibri" w:hAnsi="Calibri" w:cs="Calibri"/>
-          <w:sz w:val="20"/>
-          <w:szCs w:val="20"/>
-        </w:rPr>
-        <w:t xml:space="preserve">Indicar si el equipo acordó modificar la Definition of Done. Si hay cambios, registrarlos también en el control de cambios del documento Definition of Done.</w:t>
+          <w:sz w:val="22"/>
+          <w:szCs w:val="22"/>
+        </w:rPr>
+        <w:t>Indicar si el equipo acordó modificar la Definition of Done. Si hay cambios, registrarlos también en el control de cambios del documento Definition of Done.</w:t>
       </w:r>
     </w:p>
     <w:tbl>
@@ -3562,8 +3981,8 @@
               <w:spacing w:after="40"/>
               <w:rPr>
                 <w:rFonts w:ascii="Calibri" w:hAnsi="Calibri" w:cs="Calibri"/>
-                <w:sz w:val="20"/>
-                <w:szCs w:val="20"/>
+                <w:sz w:val="22"/>
+                <w:szCs w:val="22"/>
               </w:rPr>
             </w:pPr>
             <w:r>
@@ -3571,10 +3990,10 @@
                 <w:rFonts w:ascii="Calibri" w:hAnsi="Calibri" w:cs="Calibri"/>
                 <w:b/>
                 <w:bCs/>
-                <w:sz w:val="20"/>
-                <w:szCs w:val="20"/>
-              </w:rPr>
-              <w:t xml:space="preserve">Campo</w:t>
+                <w:sz w:val="22"/>
+                <w:szCs w:val="22"/>
+              </w:rPr>
+              <w:t>Campo</w:t>
             </w:r>
           </w:p>
         </w:tc>
@@ -3589,8 +4008,8 @@
               <w:spacing w:after="40"/>
               <w:rPr>
                 <w:rFonts w:ascii="Calibri" w:hAnsi="Calibri" w:cs="Calibri"/>
-                <w:sz w:val="20"/>
-                <w:szCs w:val="20"/>
+                <w:sz w:val="22"/>
+                <w:szCs w:val="22"/>
               </w:rPr>
             </w:pPr>
             <w:r>
@@ -3598,10 +4017,10 @@
                 <w:rFonts w:ascii="Calibri" w:hAnsi="Calibri" w:cs="Calibri"/>
                 <w:b/>
                 <w:bCs/>
-                <w:sz w:val="20"/>
-                <w:szCs w:val="20"/>
-              </w:rPr>
-              <w:t xml:space="preserve">Información</w:t>
+                <w:sz w:val="22"/>
+                <w:szCs w:val="22"/>
+              </w:rPr>
+              <w:t>Información</w:t>
             </w:r>
           </w:p>
         </w:tc>
@@ -3620,17 +4039,17 @@
               <w:spacing w:after="40"/>
               <w:rPr>
                 <w:rFonts w:ascii="Calibri" w:hAnsi="Calibri" w:cs="Calibri"/>
-                <w:sz w:val="20"/>
-                <w:szCs w:val="20"/>
-              </w:rPr>
-            </w:pPr>
-            <w:r>
-              <w:rPr>
-                <w:rFonts w:ascii="Calibri" w:hAnsi="Calibri" w:cs="Calibri"/>
-                <w:sz w:val="20"/>
-                <w:szCs w:val="20"/>
-              </w:rPr>
-              <w:t xml:space="preserve">¿Se modifica la Definition of Done?</w:t>
+                <w:sz w:val="22"/>
+                <w:szCs w:val="22"/>
+              </w:rPr>
+            </w:pPr>
+            <w:r>
+              <w:rPr>
+                <w:rFonts w:ascii="Calibri" w:hAnsi="Calibri" w:cs="Calibri"/>
+                <w:sz w:val="22"/>
+                <w:szCs w:val="22"/>
+              </w:rPr>
+              <w:t>¿Se modifica la Definition of Done?</w:t>
             </w:r>
           </w:p>
         </w:tc>
@@ -3644,17 +4063,17 @@
               <w:spacing w:after="40"/>
               <w:rPr>
                 <w:rFonts w:ascii="Calibri" w:hAnsi="Calibri" w:cs="Calibri"/>
-                <w:sz w:val="20"/>
-                <w:szCs w:val="20"/>
-              </w:rPr>
-            </w:pPr>
-            <w:r>
-              <w:rPr>
-                <w:rFonts w:ascii="Calibri" w:hAnsi="Calibri" w:cs="Calibri"/>
-                <w:sz w:val="20"/>
-                <w:szCs w:val="20"/>
-              </w:rPr>
-              <w:t xml:space="preserve">[Sí / No]</w:t>
+                <w:sz w:val="22"/>
+                <w:szCs w:val="22"/>
+              </w:rPr>
+            </w:pPr>
+            <w:r>
+              <w:rPr>
+                <w:rFonts w:ascii="Calibri" w:hAnsi="Calibri" w:cs="Calibri"/>
+                <w:sz w:val="22"/>
+                <w:szCs w:val="22"/>
+              </w:rPr>
+              <w:t>[Sí / No]</w:t>
             </w:r>
           </w:p>
         </w:tc>
@@ -3673,17 +4092,17 @@
               <w:spacing w:after="40"/>
               <w:rPr>
                 <w:rFonts w:ascii="Calibri" w:hAnsi="Calibri" w:cs="Calibri"/>
-                <w:sz w:val="20"/>
-                <w:szCs w:val="20"/>
-              </w:rPr>
-            </w:pPr>
-            <w:r>
-              <w:rPr>
-                <w:rFonts w:ascii="Calibri" w:hAnsi="Calibri" w:cs="Calibri"/>
-                <w:sz w:val="20"/>
-                <w:szCs w:val="20"/>
-              </w:rPr>
-              <w:t xml:space="preserve">Cambio acordado</w:t>
+                <w:sz w:val="22"/>
+                <w:szCs w:val="22"/>
+              </w:rPr>
+            </w:pPr>
+            <w:r>
+              <w:rPr>
+                <w:rFonts w:ascii="Calibri" w:hAnsi="Calibri" w:cs="Calibri"/>
+                <w:sz w:val="22"/>
+                <w:szCs w:val="22"/>
+              </w:rPr>
+              <w:t>Cambio acordado</w:t>
             </w:r>
           </w:p>
         </w:tc>
@@ -3697,17 +4116,17 @@
               <w:spacing w:after="40"/>
               <w:rPr>
                 <w:rFonts w:ascii="Calibri" w:hAnsi="Calibri" w:cs="Calibri"/>
-                <w:sz w:val="20"/>
-                <w:szCs w:val="20"/>
-              </w:rPr>
-            </w:pPr>
-            <w:r>
-              <w:rPr>
-                <w:rFonts w:ascii="Calibri" w:hAnsi="Calibri" w:cs="Calibri"/>
-                <w:sz w:val="20"/>
-                <w:szCs w:val="20"/>
-              </w:rPr>
-              <w:t xml:space="preserve">[Descripción del cambio o «No aplica»]</w:t>
+                <w:sz w:val="22"/>
+                <w:szCs w:val="22"/>
+              </w:rPr>
+            </w:pPr>
+            <w:r>
+              <w:rPr>
+                <w:rFonts w:ascii="Calibri" w:hAnsi="Calibri" w:cs="Calibri"/>
+                <w:sz w:val="22"/>
+                <w:szCs w:val="22"/>
+              </w:rPr>
+              <w:t>[Descripción del cambio o «No aplica»]</w:t>
             </w:r>
           </w:p>
         </w:tc>
@@ -3718,8 +4137,8 @@
         <w:jc w:val="both"/>
         <w:rPr>
           <w:rFonts w:ascii="Calibri" w:hAnsi="Calibri" w:cs="Calibri"/>
-          <w:sz w:val="20"/>
-          <w:szCs w:val="20"/>
+          <w:sz w:val="22"/>
+          <w:szCs w:val="22"/>
         </w:rPr>
       </w:pPr>
     </w:p>
@@ -3731,35 +4150,36 @@
           <w:rFonts w:ascii="Calibri" w:hAnsi="Calibri" w:cs="Calibri"/>
         </w:rPr>
       </w:pPr>
-      <w:bookmarkStart w:id="9110" w:name="_Toc9209110"/>
+      <w:bookmarkStart w:id="9" w:name="_Toc9209110"/>
       <w:r>
         <w:rPr>
           <w:rFonts w:ascii="Calibri" w:hAnsi="Calibri" w:cs="Calibri"/>
         </w:rPr>
-        <w:t xml:space="preserve">10. Conclusión</w:t>
+        <w:t>10. Conclusión</w:t>
       </w:r>
-      <w:bookmarkEnd w:id="9110"/>
+      <w:bookmarkEnd w:id="9"/>
     </w:p>
     <w:p>
       <w:pPr>
         <w:jc w:val="both"/>
         <w:rPr>
           <w:rFonts w:ascii="Calibri" w:hAnsi="Calibri" w:cs="Calibri"/>
-          <w:sz w:val="20"/>
-          <w:szCs w:val="20"/>
+          <w:sz w:val="22"/>
+          <w:szCs w:val="22"/>
         </w:rPr>
       </w:pPr>
       <w:r>
         <w:rPr>
           <w:rFonts w:ascii="Calibri" w:hAnsi="Calibri" w:cs="Calibri"/>
-          <w:sz w:val="20"/>
-          <w:szCs w:val="20"/>
-        </w:rPr>
-        <w:t xml:space="preserve">[Resumen breve del aprendizaje principal del Sprint y del foco de mejora para el Sprint siguiente.]</w:t>
+          <w:sz w:val="22"/>
+          <w:szCs w:val="22"/>
+        </w:rPr>
+        <w:t>[Resumen breve del aprendizaje principal del Sprint y del foco de mejora para el Sprint siguiente.]</w:t>
       </w:r>
     </w:p>
     <w:sectPr>
       <w:headerReference w:type="default" r:id="rId8"/>
+      <w:footerReference w:type="default" r:id="rId9"/>
       <w:pgSz w:w="12240" w:h="15840"/>
       <w:pgMar w:top="1417" w:right="1701" w:bottom="1417" w:left="1701" w:header="708" w:footer="708" w:gutter="0"/>
       <w:cols w:space="708"/>
@@ -3774,7 +4194,7 @@
   <w:endnote w:type="separator" w:id="-1">
     <w:p>
       <w:pPr>
-        <w:spacing w:after="0" w:line="240" w:lineRule="auto"/>
+        <w:spacing w:after="0"/>
       </w:pPr>
       <w:r>
         <w:separator/>
@@ -3784,7 +4204,7 @@
   <w:endnote w:type="continuationSeparator" w:id="0">
     <w:p>
       <w:pPr>
-        <w:spacing w:after="0" w:line="240" w:lineRule="auto"/>
+        <w:spacing w:after="0"/>
       </w:pPr>
       <w:r>
         <w:continuationSeparator/>
@@ -3794,12 +4214,67 @@
 </w:endnotes>
 </file>
 
+<file path=word/footer1.xml><?xml version="1.0" encoding="utf-8"?>
+<w:ftr xmlns:wpc="http://schemas.microsoft.com/office/word/2010/wordprocessingCanvas" xmlns:cx="http://schemas.microsoft.com/office/drawing/2014/chartex" xmlns:cx1="http://schemas.microsoft.com/office/drawing/2015/9/8/chartex" xmlns:cx2="http://schemas.microsoft.com/office/drawing/2015/10/21/chartex" xmlns:cx3="http://schemas.microsoft.com/office/drawing/2016/5/9/chartex" xmlns:cx4="http://schemas.microsoft.com/office/drawing/2016/5/10/chartex" xmlns:cx5="http://schemas.microsoft.com/office/drawing/2016/5/11/chartex" xmlns:cx6="http://schemas.microsoft.com/office/drawing/2016/5/12/chartex" xmlns:cx7="http://schemas.microsoft.com/office/drawing/2016/5/13/chartex" xmlns:cx8="http://schemas.microsoft.com/office/drawing/2016/5/14/chartex" xmlns:mc="http://schemas.openxmlformats.org/markup-compatibility/2006" xmlns:aink="http://schemas.microsoft.com/office/drawing/2016/ink" xmlns:am3d="http://schemas.microsoft.com/office/drawing/2017/model3d" xmlns:o="urn:schemas-microsoft-com:office:office" xmlns:oel="http://schemas.microsoft.com/office/2019/extlst" xmlns:r="http://schemas.openxmlformats.org/officeDocument/2006/relationships" xmlns:m="http://schemas.openxmlformats.org/officeDocument/2006/math" xmlns:v="urn:schemas-microsoft-com:vml" xmlns:wp14="http://schemas.microsoft.com/office/word/2010/wordprocessingDrawing" xmlns:wp="http://schemas.openxmlformats.org/drawingml/2006/wordprocessingDrawing" xmlns:w10="urn:schemas-microsoft-com:office:word" xmlns:w="http://schemas.openxmlformats.org/wordprocessingml/2006/main" xmlns:w14="http://schemas.microsoft.com/office/word/2010/wordml" xmlns:w15="http://schemas.microsoft.com/office/word/2012/wordml" xmlns:w16cex="http://schemas.microsoft.com/office/word/2018/wordml/cex" xmlns:w16cid="http://schemas.microsoft.com/office/word/2016/wordml/cid" xmlns:w16="http://schemas.microsoft.com/office/word/2018/wordml" xmlns:w16du="http://schemas.microsoft.com/office/word/2023/wordml/word16du" xmlns:w16sdtdh="http://schemas.microsoft.com/office/word/2020/wordml/sdtdatahash" xmlns:w16sdtfl="http://schemas.microsoft.com/office/word/2024/wordml/sdtformatlock" xmlns:w16se="http://schemas.microsoft.com/office/word/2015/wordml/symex" xmlns:wpg="http://schemas.microsoft.com/office/word/2010/wordprocessingGroup" xmlns:wpi="http://schemas.microsoft.com/office/word/2010/wordprocessingInk" xmlns:wne="http://schemas.microsoft.com/office/word/2006/wordml" xmlns:wps="http://schemas.microsoft.com/office/word/2010/wordprocessingShape" mc:Ignorable="w14 w15 w16se w16cid w16 w16cex w16sdtdh w16sdtfl w16du wp14">
+  <w:p>
+    <w:pPr>
+      <w:jc w:val="right"/>
+    </w:pPr>
+    <w:r>
+      <w:rPr>
+        <w:rFonts w:ascii="Calibri" w:hAnsi="Calibri" w:cs="Calibri"/>
+        <w:color w:val="595959"/>
+        <w:sz w:val="22"/>
+        <w:szCs w:val="22"/>
+      </w:rPr>
+      <w:fldChar w:fldCharType="begin"/>
+    </w:r>
+    <w:r>
+      <w:rPr>
+        <w:rFonts w:ascii="Calibri" w:hAnsi="Calibri" w:cs="Calibri"/>
+        <w:color w:val="595959"/>
+        <w:sz w:val="22"/>
+        <w:szCs w:val="22"/>
+      </w:rPr>
+      <w:instrText xml:space="preserve"> PAGE </w:instrText>
+    </w:r>
+    <w:r>
+      <w:rPr>
+        <w:rFonts w:ascii="Calibri" w:hAnsi="Calibri" w:cs="Calibri"/>
+        <w:color w:val="595959"/>
+        <w:sz w:val="22"/>
+        <w:szCs w:val="22"/>
+      </w:rPr>
+      <w:fldChar w:fldCharType="separate"/>
+    </w:r>
+    <w:r>
+      <w:rPr>
+        <w:rFonts w:ascii="Calibri" w:hAnsi="Calibri" w:cs="Calibri"/>
+        <w:color w:val="595959"/>
+        <w:sz w:val="22"/>
+        <w:szCs w:val="22"/>
+      </w:rPr>
+      <w:t>1</w:t>
+    </w:r>
+    <w:r>
+      <w:rPr>
+        <w:rFonts w:ascii="Calibri" w:hAnsi="Calibri" w:cs="Calibri"/>
+        <w:color w:val="595959"/>
+        <w:sz w:val="22"/>
+        <w:szCs w:val="22"/>
+      </w:rPr>
+      <w:fldChar w:fldCharType="end"/>
+    </w:r>
+  </w:p>
+</w:ftr>
+</file>
+
 <file path=word/footnotes.xml><?xml version="1.0" encoding="utf-8"?>
 <w:footnotes xmlns:wpc="http://schemas.microsoft.com/office/word/2010/wordprocessingCanvas" xmlns:cx="http://schemas.microsoft.com/office/drawing/2014/chartex" xmlns:cx1="http://schemas.microsoft.com/office/drawing/2015/9/8/chartex" xmlns:cx2="http://schemas.microsoft.com/office/drawing/2015/10/21/chartex" xmlns:cx3="http://schemas.microsoft.com/office/drawing/2016/5/9/chartex" xmlns:cx4="http://schemas.microsoft.com/office/drawing/2016/5/10/chartex" xmlns:cx5="http://schemas.microsoft.com/office/drawing/2016/5/11/chartex" xmlns:cx6="http://schemas.microsoft.com/office/drawing/2016/5/12/chartex" xmlns:cx7="http://schemas.microsoft.com/office/drawing/2016/5/13/chartex" xmlns:cx8="http://schemas.microsoft.com/office/drawing/2016/5/14/chartex" xmlns:mc="http://schemas.openxmlformats.org/markup-compatibility/2006" xmlns:aink="http://schemas.microsoft.com/office/drawing/2016/ink" xmlns:am3d="http://schemas.microsoft.com/office/drawing/2017/model3d" xmlns:o="urn:schemas-microsoft-com:office:office" xmlns:oel="http://schemas.microsoft.com/office/2019/extlst" xmlns:r="http://schemas.openxmlformats.org/officeDocument/2006/relationships" xmlns:m="http://schemas.openxmlformats.org/officeDocument/2006/math" xmlns:v="urn:schemas-microsoft-com:vml" xmlns:wp14="http://schemas.microsoft.com/office/word/2010/wordprocessingDrawing" xmlns:wp="http://schemas.openxmlformats.org/drawingml/2006/wordprocessingDrawing" xmlns:w10="urn:schemas-microsoft-com:office:word" xmlns:w="http://schemas.openxmlformats.org/wordprocessingml/2006/main" xmlns:w14="http://schemas.microsoft.com/office/word/2010/wordml" xmlns:w15="http://schemas.microsoft.com/office/word/2012/wordml" xmlns:w16cex="http://schemas.microsoft.com/office/word/2018/wordml/cex" xmlns:w16cid="http://schemas.microsoft.com/office/word/2016/wordml/cid" xmlns:w16="http://schemas.microsoft.com/office/word/2018/wordml" xmlns:w16du="http://schemas.microsoft.com/office/word/2023/wordml/word16du" xmlns:w16sdtdh="http://schemas.microsoft.com/office/word/2020/wordml/sdtdatahash" xmlns:w16sdtfl="http://schemas.microsoft.com/office/word/2024/wordml/sdtformatlock" xmlns:w16se="http://schemas.microsoft.com/office/word/2015/wordml/symex" xmlns:wpg="http://schemas.microsoft.com/office/word/2010/wordprocessingGroup" xmlns:wpi="http://schemas.microsoft.com/office/word/2010/wordprocessingInk" xmlns:wne="http://schemas.microsoft.com/office/word/2006/wordml" xmlns:wps="http://schemas.microsoft.com/office/word/2010/wordprocessingShape" mc:Ignorable="w14 w15 w16se w16cid w16 w16cex w16sdtdh w16sdtfl w16du wp14">
   <w:footnote w:type="separator" w:id="-1">
     <w:p>
       <w:pPr>
-        <w:spacing w:after="0" w:line="240" w:lineRule="auto"/>
+        <w:spacing w:after="0"/>
       </w:pPr>
       <w:r>
         <w:separator/>
@@ -3809,7 +4284,7 @@
   <w:footnote w:type="continuationSeparator" w:id="0">
     <w:p>
       <w:pPr>
-        <w:spacing w:after="0" w:line="240" w:lineRule="auto"/>
+        <w:spacing w:after="0"/>
       </w:pPr>
       <w:r>
         <w:continuationSeparator/>
@@ -5429,7 +5904,7 @@
     </w:rPrDefault>
     <w:pPrDefault>
       <w:pPr>
-        <w:spacing w:after="160" w:line="278" w:lineRule="auto"/>
+        <w:spacing w:after="160"/>
       </w:pPr>
     </w:pPrDefault>
   </w:docDefaults>
@@ -6167,7 +6642,7 @@
     <w:qFormat/>
     <w:rsid w:val="00FE79DE"/>
     <w:pPr>
-      <w:spacing w:after="80" w:line="240" w:lineRule="auto"/>
+      <w:spacing w:after="80"/>
       <w:contextualSpacing/>
     </w:pPr>
     <w:rPr>
@@ -6397,7 +6872,7 @@
         <w:tab w:val="center" w:pos="4419"/>
         <w:tab w:val="right" w:pos="8838"/>
       </w:tabs>
-      <w:spacing w:after="0" w:line="240" w:lineRule="auto"/>
+      <w:spacing w:after="0"/>
     </w:pPr>
   </w:style>
   <w:style w:type="character" w:customStyle="1" w:styleId="EncabezadoCar">
@@ -6419,7 +6894,7 @@
         <w:tab w:val="center" w:pos="4419"/>
         <w:tab w:val="right" w:pos="8838"/>
       </w:tabs>
-      <w:spacing w:after="0" w:line="240" w:lineRule="auto"/>
+      <w:spacing w:after="0"/>
     </w:pPr>
   </w:style>
   <w:style w:type="character" w:customStyle="1" w:styleId="PiedepginaCar">
@@ -6475,7 +6950,7 @@
     </a:clrScheme>
     <a:fontScheme name="Office">
       <a:majorFont>
-        <a:latin typeface="Aptos Display" panose="02110004020202020204"/>
+        <a:latin typeface="Calibri" panose="02110004020202020204"/>
         <a:ea typeface=""/>
         <a:cs typeface=""/>
         <a:font script="Jpan" typeface="游ゴシック Light"/>
@@ -6527,7 +7002,7 @@
         <a:font script="Tfng" typeface="Ebrima"/>
       </a:majorFont>
       <a:minorFont>
-        <a:latin typeface="Aptos" panose="02110004020202020204"/>
+        <a:latin typeface="Calibri" panose="02110004020202020204"/>
         <a:ea typeface=""/>
         <a:cs typeface=""/>
         <a:font script="Jpan" typeface="游明朝"/>
